--- a/268051_Engineer_InspectionPacking.docx
+++ b/268051_Engineer_InspectionPacking.docx
@@ -103,7 +103,14 @@
                 <w:rFonts w:ascii="Browallia New" w:eastAsia="Browallia New" w:hAnsi="Browallia New" w:cs="Browallia New"/>
                 <w:sz w:val="26"/>
               </w:rPr>
-              <w:t>1) กรอกข้อมูลในช่องสีเหลืองเท่านั้น ข้อความสีเทาตัวเอียงเป็นเพียงตัวอย่าง ลบออกแล้วพิมพ์ข้อมูลจริงแทน</w:t>
+              <w:t xml:space="preserve">1) </w:t>
+            </w:r>
+            <w:r>
+              <w:rPr>
+                <w:rFonts w:ascii="Browallia New" w:eastAsia="Browallia New" w:hAnsi="Browallia New" w:cs="Browallia New"/>
+                <w:sz w:val="26"/>
+              </w:rPr>
+              <w:t>กรอกข้อมูลในช่องสีเหลืองเท่านั้น ข้อความสีเทาตัวเอียงเป็นเพียงตัวอย่าง ลบออกแล้วพิมพ์ข้อมูลจริงแทน</w:t>
             </w:r>
           </w:p>
           <w:p>
@@ -115,7 +122,14 @@
                 <w:rFonts w:ascii="Browallia New" w:eastAsia="Browallia New" w:hAnsi="Browallia New" w:cs="Browallia New"/>
                 <w:sz w:val="26"/>
               </w:rPr>
-              <w:t>2) จัดทำร่วมกันระหว่างผู้ดำรงตำแหน่งปัจจุบัน</w:t>
+              <w:t xml:space="preserve">2) </w:t>
+            </w:r>
+            <w:r>
+              <w:rPr>
+                <w:rFonts w:ascii="Browallia New" w:eastAsia="Browallia New" w:hAnsi="Browallia New" w:cs="Browallia New"/>
+                <w:sz w:val="26"/>
+              </w:rPr>
+              <w:t>จัดทำร่วมกันระหว่างผู้ดำรงตำแหน่งปัจจุบัน</w:t>
             </w:r>
             <w:r>
               <w:rPr>
@@ -143,7 +157,14 @@
                 <w:rFonts w:ascii="Browallia New" w:eastAsia="Browallia New" w:hAnsi="Browallia New" w:cs="Browallia New"/>
                 <w:sz w:val="26"/>
               </w:rPr>
-              <w:t>3) ระดับความเชี่ยวชาญ (Proficiency Level) ให้ใช้เกณฑ์ 1-5 ตามตารางในหัวข้อ 4ค</w:t>
+              <w:t xml:space="preserve">3) </w:t>
+            </w:r>
+            <w:r>
+              <w:rPr>
+                <w:rFonts w:ascii="Browallia New" w:eastAsia="Browallia New" w:hAnsi="Browallia New" w:cs="Browallia New"/>
+                <w:sz w:val="26"/>
+              </w:rPr>
+              <w:t>ระดับความเชี่ยวชาญ (Proficiency Level) ให้ใช้เกณฑ์ 1-5 ตามตารางในหัวข้อ 4ค</w:t>
             </w:r>
           </w:p>
           <w:p>
@@ -155,7 +176,14 @@
                 <w:rFonts w:ascii="Browallia New" w:eastAsia="Browallia New" w:hAnsi="Browallia New" w:cs="Browallia New"/>
                 <w:sz w:val="26"/>
               </w:rPr>
-              <w:t>4) เมื่อกรอกครบถ้วนแล้ว ให้ลงนามรับรองตามลำดับในหน้าถัดไป ก่อนนำส่ง HR Business Partner ของสายงาน</w:t>
+              <w:t xml:space="preserve">4) </w:t>
+            </w:r>
+            <w:r>
+              <w:rPr>
+                <w:rFonts w:ascii="Browallia New" w:eastAsia="Browallia New" w:hAnsi="Browallia New" w:cs="Browallia New"/>
+                <w:sz w:val="26"/>
+              </w:rPr>
+              <w:t>เมื่อกรอกครบถ้วนแล้ว ให้ลงนามรับรองตามลำดับในหน้าถัดไป ก่อนนำส่ง HR Business Partner ของสายงาน</w:t>
             </w:r>
           </w:p>
           <w:p>
@@ -167,7 +195,14 @@
                 <w:rFonts w:ascii="Browallia New" w:eastAsia="Browallia New" w:hAnsi="Browallia New" w:cs="Browallia New"/>
                 <w:sz w:val="26"/>
               </w:rPr>
-              <w:t>5) เอกสารฉบับนี้จัดเป็นข้อมูลลับ (Confidential) ใช้ภายในองค์กรเพื่อการบริหารแผนสืบทอดตำแหน่งเท่านั้น ห้ามเผยแพร่หรือส่งต่อโดยไม่ได้รับอนุญาต</w:t>
+              <w:t xml:space="preserve">5) </w:t>
+            </w:r>
+            <w:r>
+              <w:rPr>
+                <w:rFonts w:ascii="Browallia New" w:eastAsia="Browallia New" w:hAnsi="Browallia New" w:cs="Browallia New"/>
+                <w:sz w:val="26"/>
+              </w:rPr>
+              <w:t>เอกสารฉบับนี้จัดเป็นข้อมูลลับ (Confidential) ใช้ภายในองค์กรเพื่อการบริหารแผนสืบทอดตำแหน่งเท่านั้น ห้ามเผยแพร่หรือส่งต่อโดยไม่ได้รับอนุญาต</w:t>
             </w:r>
           </w:p>
         </w:tc>
@@ -408,9 +443,9 @@
                 <w:i/>
                 <w:color w:val="808080"/>
                 <w:sz w:val="28"/>
-                <w:lang w:val="en-US" w:bidi="th-TH"/>
-              </w:rPr>
-              <w:t>Engineer - IPK</w:t>
+                <w:lang w:bidi="th-TH"/>
+              </w:rPr>
+              <w:t>Engineer - Inspection &amp; Packing</w:t>
             </w:r>
           </w:p>
         </w:tc>
@@ -440,28 +475,18 @@
           <w:p>
             <w:pPr>
               <w:rPr>
-                <w:cs/>
                 <w:lang w:val="en-US" w:bidi="th-TH"/>
               </w:rPr>
             </w:pPr>
             <w:r>
               <w:rPr>
                 <w:rFonts w:ascii="Browallia New" w:eastAsia="Browallia New" w:hAnsi="Browallia New" w:cs="Browallia New"/>
-                <w:i/>
-                <w:color w:val="808080"/>
+                <w:iCs/>
+                <w:sz w:val="28"/>
+                <w:szCs w:val="28"/>
                 <w:lang w:val="en-US" w:bidi="th-TH"/>
               </w:rPr>
-              <w:t>HR</w:t>
-            </w:r>
-            <w:r>
-              <w:rPr>
-                <w:rFonts w:ascii="Browallia New" w:eastAsia="Browallia New" w:hAnsi="Browallia New" w:cs="Browallia New" w:hint="cs"/>
-                <w:i/>
-                <w:color w:val="808080"/>
-                <w:cs/>
-                <w:lang w:val="en-US" w:bidi="th-TH"/>
-              </w:rPr>
-              <w:t xml:space="preserve"> จะเติมข้อมูลส่วนนี้ให้</w:t>
+              <w:t>Officer</w:t>
             </w:r>
           </w:p>
         </w:tc>
@@ -492,21 +517,12 @@
             <w:r>
               <w:rPr>
                 <w:rFonts w:ascii="Browallia New" w:eastAsia="Browallia New" w:hAnsi="Browallia New" w:cs="Browallia New"/>
-                <w:i/>
-                <w:color w:val="808080"/>
+                <w:iCs/>
+                <w:sz w:val="28"/>
+                <w:szCs w:val="28"/>
                 <w:lang w:val="en-US" w:bidi="th-TH"/>
               </w:rPr>
-              <w:t>HR</w:t>
-            </w:r>
-            <w:r>
-              <w:rPr>
-                <w:rFonts w:ascii="Browallia New" w:eastAsia="Browallia New" w:hAnsi="Browallia New" w:cs="Browallia New" w:hint="cs"/>
-                <w:i/>
-                <w:color w:val="808080"/>
-                <w:cs/>
-                <w:lang w:val="en-US" w:bidi="th-TH"/>
-              </w:rPr>
-              <w:t xml:space="preserve"> จะเติมข้อมูลส่วนนี้ให้</w:t>
+              <w:t>-</w:t>
             </w:r>
           </w:p>
         </w:tc>
@@ -537,21 +553,12 @@
             <w:r>
               <w:rPr>
                 <w:rFonts w:ascii="Browallia New" w:eastAsia="Browallia New" w:hAnsi="Browallia New" w:cs="Browallia New"/>
-                <w:i/>
-                <w:color w:val="808080"/>
+                <w:iCs/>
+                <w:sz w:val="28"/>
+                <w:szCs w:val="28"/>
                 <w:lang w:val="en-US" w:bidi="th-TH"/>
               </w:rPr>
-              <w:t>HR</w:t>
-            </w:r>
-            <w:r>
-              <w:rPr>
-                <w:rFonts w:ascii="Browallia New" w:eastAsia="Browallia New" w:hAnsi="Browallia New" w:cs="Browallia New" w:hint="cs"/>
-                <w:i/>
-                <w:color w:val="808080"/>
-                <w:cs/>
-                <w:lang w:val="en-US" w:bidi="th-TH"/>
-              </w:rPr>
-              <w:t xml:space="preserve"> จะเติมข้อมูลส่วนนี้ให้</w:t>
+              <w:t>Quality Management</w:t>
             </w:r>
           </w:p>
         </w:tc>
@@ -582,21 +589,12 @@
             <w:r>
               <w:rPr>
                 <w:rFonts w:ascii="Browallia New" w:eastAsia="Browallia New" w:hAnsi="Browallia New" w:cs="Browallia New"/>
-                <w:i/>
-                <w:color w:val="808080"/>
-                <w:lang w:val="en-US" w:bidi="th-TH"/>
-              </w:rPr>
-              <w:t>HR</w:t>
-            </w:r>
-            <w:r>
-              <w:rPr>
-                <w:rFonts w:ascii="Browallia New" w:eastAsia="Browallia New" w:hAnsi="Browallia New" w:cs="Browallia New" w:hint="cs"/>
-                <w:i/>
-                <w:color w:val="808080"/>
-                <w:cs/>
-                <w:lang w:val="en-US" w:bidi="th-TH"/>
-              </w:rPr>
-              <w:t xml:space="preserve"> จะเติมข้อมูลส่วนนี้ให้</w:t>
+                <w:iCs/>
+                <w:sz w:val="28"/>
+                <w:szCs w:val="28"/>
+                <w:lang w:bidi="th-TH"/>
+              </w:rPr>
+              <w:t>Inspection &amp; Packing</w:t>
             </w:r>
           </w:p>
         </w:tc>
@@ -624,24 +622,21 @@
             <w:tcW w:w="5331" w:type="dxa"/>
           </w:tcPr>
           <w:p>
-            <w:r>
-              <w:rPr>
-                <w:rFonts w:ascii="Browallia New" w:eastAsia="Browallia New" w:hAnsi="Browallia New" w:cs="Browallia New"/>
-                <w:i/>
-                <w:color w:val="808080"/>
+            <w:pPr>
+              <w:rPr>
+                <w:rFonts w:ascii="Browallia New" w:eastAsia="Browallia New" w:hAnsi="Browallia New" w:cs="Browallia New"/>
+                <w:sz w:val="26"/>
                 <w:lang w:val="en-US" w:bidi="th-TH"/>
               </w:rPr>
-              <w:t>HR</w:t>
-            </w:r>
-            <w:r>
-              <w:rPr>
-                <w:rFonts w:ascii="Browallia New" w:eastAsia="Browallia New" w:hAnsi="Browallia New" w:cs="Browallia New" w:hint="cs"/>
-                <w:i/>
-                <w:color w:val="808080"/>
+            </w:pPr>
+            <w:r>
+              <w:rPr>
+                <w:rFonts w:ascii="Browallia New" w:eastAsia="Browallia New" w:hAnsi="Browallia New" w:cs="Browallia New"/>
+                <w:sz w:val="28"/>
+                <w:szCs w:val="28"/>
                 <w:cs/>
-                <w:lang w:val="en-US" w:bidi="th-TH"/>
-              </w:rPr>
-              <w:t xml:space="preserve"> จะเติมข้อมูลส่วนนี้ให้</w:t>
+              </w:rPr>
+              <w:t>กฤษฎา น้อมสูงเนิน</w:t>
             </w:r>
           </w:p>
         </w:tc>
@@ -672,21 +667,13 @@
             <w:r>
               <w:rPr>
                 <w:rFonts w:ascii="Browallia New" w:eastAsia="Browallia New" w:hAnsi="Browallia New" w:cs="Browallia New"/>
-                <w:i/>
-                <w:color w:val="808080"/>
-                <w:lang w:val="en-US" w:bidi="th-TH"/>
-              </w:rPr>
-              <w:t>HR</w:t>
-            </w:r>
-            <w:r>
-              <w:rPr>
-                <w:rFonts w:ascii="Browallia New" w:eastAsia="Browallia New" w:hAnsi="Browallia New" w:cs="Browallia New" w:hint="cs"/>
-                <w:i/>
-                <w:color w:val="808080"/>
+                <w:iCs/>
+                <w:sz w:val="28"/>
+                <w:szCs w:val="28"/>
                 <w:cs/>
                 <w:lang w:val="en-US" w:bidi="th-TH"/>
               </w:rPr>
-              <w:t xml:space="preserve"> จะเติมข้อมูลส่วนนี้ให้</w:t>
+              <w:t>ธีรนี กิตติธีระนนทร์</w:t>
             </w:r>
           </w:p>
         </w:tc>
@@ -800,7 +787,16 @@
                 <w:color w:val="C8102E"/>
                 <w:sz w:val="26"/>
               </w:rPr>
-              <w:t>(จัดทำ)</w:t>
+              <w:t>(</w:t>
+            </w:r>
+            <w:r>
+              <w:rPr>
+                <w:rFonts w:ascii="Browallia New" w:eastAsia="Browallia New" w:hAnsi="Browallia New" w:cs="Browallia New"/>
+                <w:i/>
+                <w:color w:val="C8102E"/>
+                <w:sz w:val="26"/>
+              </w:rPr>
+              <w:t>จัดทำ)</w:t>
             </w:r>
           </w:p>
           <w:p>
@@ -860,7 +856,16 @@
                 <w:color w:val="C8102E"/>
                 <w:sz w:val="26"/>
               </w:rPr>
-              <w:t>(ตรวจสอบความถูกต้อง)</w:t>
+              <w:t>(</w:t>
+            </w:r>
+            <w:r>
+              <w:rPr>
+                <w:rFonts w:ascii="Browallia New" w:eastAsia="Browallia New" w:hAnsi="Browallia New" w:cs="Browallia New"/>
+                <w:i/>
+                <w:color w:val="C8102E"/>
+                <w:sz w:val="26"/>
+              </w:rPr>
+              <w:t>ตรวจสอบความถูกต้อง)</w:t>
             </w:r>
           </w:p>
           <w:p>
@@ -908,7 +913,16 @@
                 <w:color w:val="C8102E"/>
                 <w:sz w:val="26"/>
               </w:rPr>
-              <w:t>(รับรอง)</w:t>
+              <w:t>(</w:t>
+            </w:r>
+            <w:r>
+              <w:rPr>
+                <w:rFonts w:ascii="Browallia New" w:eastAsia="Browallia New" w:hAnsi="Browallia New" w:cs="Browallia New"/>
+                <w:i/>
+                <w:color w:val="C8102E"/>
+                <w:sz w:val="26"/>
+              </w:rPr>
+              <w:t>รับรอง)</w:t>
             </w:r>
           </w:p>
           <w:p>
@@ -960,7 +974,16 @@
                 <w:color w:val="C8102E"/>
                 <w:sz w:val="26"/>
               </w:rPr>
-              <w:t>(อนุมัติ)</w:t>
+              <w:t>(</w:t>
+            </w:r>
+            <w:r>
+              <w:rPr>
+                <w:rFonts w:ascii="Browallia New" w:eastAsia="Browallia New" w:hAnsi="Browallia New" w:cs="Browallia New"/>
+                <w:i/>
+                <w:color w:val="C8102E"/>
+                <w:sz w:val="26"/>
+              </w:rPr>
+              <w:t>อนุมัติ)</w:t>
             </w:r>
           </w:p>
           <w:p>
@@ -1005,6 +1028,28 @@
             <w:tcW w:w="2298" w:type="dxa"/>
           </w:tcPr>
           <w:p>
+            <w:pPr>
+              <w:rPr>
+                <w:rFonts w:ascii="Browallia New" w:eastAsia="Browallia New" w:hAnsi="Browallia New" w:cs="Browallia New"/>
+                <w:iCs/>
+                <w:sz w:val="28"/>
+                <w:szCs w:val="28"/>
+                <w:lang w:val="en-US" w:bidi="th-TH"/>
+              </w:rPr>
+            </w:pPr>
+            <w:r>
+              <w:rPr>
+                <w:rFonts w:ascii="Browallia New" w:eastAsia="Browallia New" w:hAnsi="Browallia New" w:cs="Browallia New"/>
+                <w:iCs/>
+                <w:sz w:val="28"/>
+                <w:szCs w:val="28"/>
+                <w:cs/>
+                <w:lang w:val="en-US"/>
+              </w:rPr>
+              <w:t>ธำรงค์ รักถิ่น</w:t>
+            </w:r>
+          </w:p>
+          <w:p>
             <w:r>
               <w:rPr>
                 <w:rFonts w:ascii="Browallia New" w:eastAsia="Browallia New" w:hAnsi="Browallia New" w:cs="Browallia New"/>
@@ -1019,6 +1064,7 @@
                 <w:rFonts w:ascii="Browallia New" w:eastAsia="Browallia New" w:hAnsi="Browallia New" w:cs="Browallia New"/>
                 <w:sz w:val="26"/>
               </w:rPr>
+              <w:lastRenderedPageBreak/>
               <w:t>วันที่: ______________________</w:t>
             </w:r>
           </w:p>
@@ -1033,6 +1079,7 @@
                 <w:rFonts w:ascii="Browallia New" w:eastAsia="Browallia New" w:hAnsi="Browallia New" w:cs="Browallia New"/>
                 <w:sz w:val="26"/>
               </w:rPr>
+              <w:lastRenderedPageBreak/>
               <w:t>ลงชื่อ: ______________________</w:t>
             </w:r>
           </w:p>
@@ -1051,6 +1098,28 @@
             <w:tcW w:w="2298" w:type="dxa"/>
           </w:tcPr>
           <w:p>
+            <w:pPr>
+              <w:rPr>
+                <w:rFonts w:ascii="Browallia New" w:eastAsia="Browallia New" w:hAnsi="Browallia New" w:cs="Browallia New"/>
+                <w:iCs/>
+                <w:sz w:val="28"/>
+                <w:szCs w:val="28"/>
+                <w:lang w:val="en-US" w:bidi="th-TH"/>
+              </w:rPr>
+            </w:pPr>
+            <w:r>
+              <w:rPr>
+                <w:rFonts w:ascii="Browallia New" w:eastAsia="Browallia New" w:hAnsi="Browallia New" w:cs="Browallia New"/>
+                <w:iCs/>
+                <w:sz w:val="28"/>
+                <w:szCs w:val="28"/>
+                <w:cs/>
+                <w:lang w:val="en-US" w:bidi="th-TH"/>
+              </w:rPr>
+              <w:t>ธีรนี กิตติธีระนนทร์</w:t>
+            </w:r>
+          </w:p>
+          <w:p>
             <w:r>
               <w:rPr>
                 <w:rFonts w:ascii="Browallia New" w:eastAsia="Browallia New" w:hAnsi="Browallia New" w:cs="Browallia New"/>
@@ -1065,6 +1134,7 @@
                 <w:rFonts w:ascii="Browallia New" w:eastAsia="Browallia New" w:hAnsi="Browallia New" w:cs="Browallia New"/>
                 <w:sz w:val="26"/>
               </w:rPr>
+              <w:lastRenderedPageBreak/>
               <w:t>วันที่: ______________________</w:t>
             </w:r>
           </w:p>
@@ -1114,7 +1184,15 @@
                 <w:b/>
                 <w:sz w:val="28"/>
               </w:rPr>
-              <w:t>1ก. ความสัมพันธ์</w:t>
+              <w:t>1</w:t>
+            </w:r>
+            <w:r>
+              <w:rPr>
+                <w:rFonts w:ascii="Browallia New" w:eastAsia="Browallia New" w:hAnsi="Browallia New" w:cs="Browallia New"/>
+                <w:b/>
+                <w:sz w:val="28"/>
+              </w:rPr>
+              <w:t>ก. ความสัมพันธ์</w:t>
             </w:r>
             <w:r>
               <w:rPr>
@@ -1284,17 +1362,7 @@
                 <w:color w:val="808080"/>
                 <w:lang w:val="en-US" w:bidi="th-TH"/>
               </w:rPr>
-              <w:t>HR</w:t>
-            </w:r>
-            <w:r>
-              <w:rPr>
-                <w:rFonts w:ascii="Browallia New" w:eastAsia="Browallia New" w:hAnsi="Browallia New" w:cs="Browallia New" w:hint="cs"/>
-                <w:i/>
-                <w:color w:val="808080"/>
-                <w:cs/>
-                <w:lang w:val="en-US" w:bidi="th-TH"/>
-              </w:rPr>
-              <w:t xml:space="preserve"> จะเติมข้อมูลส่วนนี้ให้</w:t>
+              <w:t>-</w:t>
             </w:r>
           </w:p>
         </w:tc>
@@ -1313,17 +1381,7 @@
                 <w:color w:val="808080"/>
                 <w:lang w:val="en-US" w:bidi="th-TH"/>
               </w:rPr>
-              <w:t>HR</w:t>
-            </w:r>
-            <w:r>
-              <w:rPr>
-                <w:rFonts w:ascii="Browallia New" w:eastAsia="Browallia New" w:hAnsi="Browallia New" w:cs="Browallia New" w:hint="cs"/>
-                <w:i/>
-                <w:color w:val="808080"/>
-                <w:cs/>
-                <w:lang w:val="en-US" w:bidi="th-TH"/>
-              </w:rPr>
-              <w:t xml:space="preserve"> จะเติมข้อมูลส่วนนี้ให้</w:t>
+              <w:t>-</w:t>
             </w:r>
           </w:p>
         </w:tc>
@@ -1344,19 +1402,7 @@
                 <w:szCs w:val="22"/>
                 <w:lang w:val="en-US" w:bidi="th-TH"/>
               </w:rPr>
-              <w:t>HR</w:t>
-            </w:r>
-            <w:r>
-              <w:rPr>
-                <w:rFonts w:ascii="Browallia New" w:eastAsia="Browallia New" w:hAnsi="Browallia New" w:cs="Browallia New" w:hint="cs"/>
-                <w:i/>
-                <w:color w:val="808080"/>
-                <w:sz w:val="22"/>
-                <w:szCs w:val="22"/>
-                <w:cs/>
-                <w:lang w:val="en-US" w:bidi="th-TH"/>
-              </w:rPr>
-              <w:t xml:space="preserve"> จะเติมข้อมูลส่วนนี้ให้</w:t>
+              <w:t>-</w:t>
             </w:r>
           </w:p>
         </w:tc>
@@ -1614,7 +1660,7 @@
           <w:p>
             <w:pPr>
               <w:rPr>
-                <w:rFonts w:cstheme="minorBidi" w:hint="cs"/>
+                <w:rFonts w:cstheme="minorBidi"/>
                 <w:szCs w:val="30"/>
                 <w:cs/>
                 <w:lang w:val="en-US" w:bidi="th-TH"/>
@@ -1728,7 +1774,7 @@
           <w:p>
             <w:pPr>
               <w:rPr>
-                <w:rFonts w:cstheme="minorBidi" w:hint="cs"/>
+                <w:rFonts w:cstheme="minorBidi"/>
                 <w:szCs w:val="30"/>
                 <w:lang w:bidi="th-TH"/>
               </w:rPr>
@@ -1771,7 +1817,7 @@
           <w:p>
             <w:pPr>
               <w:rPr>
-                <w:rFonts w:cs="Angsana New" w:hint="cs"/>
+                <w:rFonts w:cs="Angsana New"/>
                 <w:szCs w:val="30"/>
                 <w:cs/>
                 <w:lang w:val="en-US" w:bidi="th-TH"/>
@@ -1818,19 +1864,36 @@
           <w:p>
             <w:pPr>
               <w:rPr>
+                <w:rFonts w:cstheme="minorBidi"/>
+                <w:szCs w:val="30"/>
+                <w:cs/>
+                <w:lang w:val="en-US" w:bidi="th-TH"/>
+              </w:rPr>
+            </w:pPr>
+            <w:r>
+              <w:rPr>
+                <w:rFonts w:cstheme="minorBidi"/>
+                <w:szCs w:val="30"/>
+                <w:lang w:val="en-US" w:bidi="th-TH"/>
+              </w:rPr>
+              <w:t>Excom,</w:t>
+            </w:r>
+            <w:r>
+              <w:rPr>
                 <w:rFonts w:cstheme="minorBidi" w:hint="cs"/>
                 <w:szCs w:val="30"/>
                 <w:cs/>
                 <w:lang w:val="en-US" w:bidi="th-TH"/>
               </w:rPr>
-            </w:pPr>
+              <w:t xml:space="preserve"> </w:t>
+            </w:r>
             <w:r>
               <w:rPr>
                 <w:rFonts w:cstheme="minorBidi"/>
                 <w:szCs w:val="30"/>
                 <w:lang w:val="en-US" w:bidi="th-TH"/>
               </w:rPr>
-              <w:t>Excom,</w:t>
+              <w:t xml:space="preserve">Managers, </w:t>
             </w:r>
             <w:r>
               <w:rPr>
@@ -1839,23 +1902,6 @@
                 <w:cs/>
                 <w:lang w:val="en-US" w:bidi="th-TH"/>
               </w:rPr>
-              <w:t xml:space="preserve"> </w:t>
-            </w:r>
-            <w:r>
-              <w:rPr>
-                <w:rFonts w:cstheme="minorBidi"/>
-                <w:szCs w:val="30"/>
-                <w:lang w:val="en-US" w:bidi="th-TH"/>
-              </w:rPr>
-              <w:t xml:space="preserve">Managers, </w:t>
-            </w:r>
-            <w:r>
-              <w:rPr>
-                <w:rFonts w:cstheme="minorBidi" w:hint="cs"/>
-                <w:szCs w:val="30"/>
-                <w:cs/>
-                <w:lang w:val="en-US" w:bidi="th-TH"/>
-              </w:rPr>
               <w:t xml:space="preserve">และพนักงานอื่นๆ </w:t>
             </w:r>
           </w:p>
@@ -1868,7 +1914,7 @@
           <w:p>
             <w:pPr>
               <w:rPr>
-                <w:rFonts w:cs="Angsana New" w:hint="cs"/>
+                <w:rFonts w:cs="Angsana New"/>
                 <w:szCs w:val="30"/>
                 <w:lang w:bidi="th-TH"/>
               </w:rPr>
@@ -1893,7 +1939,7 @@
           <w:p>
             <w:pPr>
               <w:rPr>
-                <w:rFonts w:cs="Angsana New" w:hint="cs"/>
+                <w:rFonts w:cs="Angsana New"/>
                 <w:szCs w:val="30"/>
                 <w:cs/>
                 <w:lang w:val="en-US" w:bidi="th-TH"/>
@@ -1978,7 +2024,15 @@
                 <w:b/>
                 <w:sz w:val="28"/>
               </w:rPr>
-              <w:t>1ข. ความสัมพันธ์</w:t>
+              <w:t>1</w:t>
+            </w:r>
+            <w:r>
+              <w:rPr>
+                <w:rFonts w:ascii="Browallia New" w:eastAsia="Browallia New" w:hAnsi="Browallia New" w:cs="Browallia New"/>
+                <w:b/>
+                <w:sz w:val="28"/>
+              </w:rPr>
+              <w:t>ข. ความสัมพันธ์</w:t>
             </w:r>
             <w:r>
               <w:rPr>
@@ -2130,7 +2184,7 @@
           <w:p>
             <w:pPr>
               <w:rPr>
-                <w:rFonts w:cstheme="minorBidi" w:hint="cs"/>
+                <w:rFonts w:cstheme="minorBidi"/>
                 <w:szCs w:val="30"/>
                 <w:lang w:val="en-US" w:bidi="th-TH"/>
               </w:rPr>
@@ -2259,7 +2313,15 @@
                 <w:b/>
                 <w:sz w:val="28"/>
               </w:rPr>
-              <w:t>2ก. วัตถุประสงค์ของตำแหน่งงาน</w:t>
+              <w:t>2</w:t>
+            </w:r>
+            <w:r>
+              <w:rPr>
+                <w:rFonts w:ascii="Browallia New" w:eastAsia="Browallia New" w:hAnsi="Browallia New" w:cs="Browallia New"/>
+                <w:b/>
+                <w:sz w:val="28"/>
+              </w:rPr>
+              <w:t>ก. วัตถุประสงค์ของตำแหน่งงาน</w:t>
             </w:r>
           </w:p>
           <w:p>
@@ -2286,7 +2348,7 @@
           <w:p>
             <w:pPr>
               <w:rPr>
-                <w:rFonts w:cstheme="minorBidi" w:hint="cs"/>
+                <w:rFonts w:cstheme="minorBidi"/>
                 <w:szCs w:val="30"/>
                 <w:cs/>
                 <w:lang w:val="en-US" w:bidi="th-TH"/>
@@ -2432,7 +2494,16 @@
                 <w:b/>
                 <w:sz w:val="28"/>
               </w:rPr>
-              <w:t>2ข. ตัวชี้วัดความสำเร็จหลักของตำแหน่ง (Key Success Indicators)</w:t>
+              <w:lastRenderedPageBreak/>
+              <w:t>2</w:t>
+            </w:r>
+            <w:r>
+              <w:rPr>
+                <w:rFonts w:ascii="Browallia New" w:eastAsia="Browallia New" w:hAnsi="Browallia New" w:cs="Browallia New"/>
+                <w:b/>
+                <w:sz w:val="28"/>
+              </w:rPr>
+              <w:t>ข. ตัวชี้วัดความสำเร็จหลักของตำแหน่ง (Key Success Indicators)</w:t>
             </w:r>
           </w:p>
           <w:p>
@@ -2448,7 +2519,6 @@
                 <w:iCs/>
                 <w:sz w:val="26"/>
               </w:rPr>
-              <w:lastRenderedPageBreak/>
               <w:t>ระบุว่า “ผลงานที่โดดเด่น” ในตำแหน่งนี้วัดผลจากอะไร</w:t>
             </w:r>
             <w:r>
@@ -2494,7 +2564,6 @@
                 <w:b/>
                 <w:sz w:val="28"/>
               </w:rPr>
-              <w:lastRenderedPageBreak/>
               <w:t>มิติ</w:t>
             </w:r>
           </w:p>
@@ -2661,7 +2730,15 @@
                 <w:b/>
                 <w:sz w:val="28"/>
               </w:rPr>
-              <w:t>3ก. ขอบเขตงาน</w:t>
+              <w:t>3</w:t>
+            </w:r>
+            <w:r>
+              <w:rPr>
+                <w:rFonts w:ascii="Browallia New" w:eastAsia="Browallia New" w:hAnsi="Browallia New" w:cs="Browallia New"/>
+                <w:b/>
+                <w:sz w:val="28"/>
+              </w:rPr>
+              <w:t>ก. ขอบเขตงาน</w:t>
             </w:r>
           </w:p>
           <w:p>
@@ -2755,7 +2832,15 @@
                 <w:b/>
                 <w:sz w:val="28"/>
               </w:rPr>
-              <w:t xml:space="preserve"> ปีข้างหน้า</w:t>
+              <w:t xml:space="preserve"> </w:t>
+            </w:r>
+            <w:r>
+              <w:rPr>
+                <w:rFonts w:ascii="Browallia New" w:eastAsia="Browallia New" w:hAnsi="Browallia New" w:cs="Browallia New"/>
+                <w:b/>
+                <w:sz w:val="28"/>
+              </w:rPr>
+              <w:t>ปีข้างหน้า</w:t>
             </w:r>
           </w:p>
         </w:tc>
@@ -2786,19 +2871,19 @@
           <w:p>
             <w:pPr>
               <w:rPr>
+                <w:rFonts w:cstheme="minorBidi"/>
+                <w:szCs w:val="30"/>
+                <w:cs/>
+                <w:lang w:val="en-US" w:bidi="th-TH"/>
+              </w:rPr>
+            </w:pPr>
+            <w:r>
+              <w:rPr>
                 <w:rFonts w:cstheme="minorBidi" w:hint="cs"/>
                 <w:szCs w:val="30"/>
                 <w:cs/>
                 <w:lang w:val="en-US" w:bidi="th-TH"/>
               </w:rPr>
-            </w:pPr>
-            <w:r>
-              <w:rPr>
-                <w:rFonts w:cstheme="minorBidi" w:hint="cs"/>
-                <w:szCs w:val="30"/>
-                <w:cs/>
-                <w:lang w:val="en-US" w:bidi="th-TH"/>
-              </w:rPr>
               <w:t xml:space="preserve">ติดตามดูกำลังคนของ </w:t>
             </w:r>
             <w:r>
@@ -2819,7 +2904,7 @@
           <w:p>
             <w:pPr>
               <w:rPr>
-                <w:rFonts w:cstheme="minorBidi" w:hint="cs"/>
+                <w:rFonts w:cstheme="minorBidi"/>
                 <w:szCs w:val="30"/>
                 <w:cs/>
                 <w:lang w:val="en-US" w:bidi="th-TH"/>
@@ -2880,7 +2965,7 @@
           <w:p>
             <w:pPr>
               <w:rPr>
-                <w:rFonts w:cs="Angsana New" w:hint="cs"/>
+                <w:rFonts w:cs="Angsana New"/>
                 <w:szCs w:val="30"/>
                 <w:lang w:val="en-US" w:bidi="th-TH"/>
               </w:rPr>
@@ -2912,7 +2997,7 @@
           <w:p>
             <w:pPr>
               <w:rPr>
-                <w:rFonts w:cs="Angsana New" w:hint="cs"/>
+                <w:rFonts w:cs="Angsana New"/>
                 <w:szCs w:val="30"/>
                 <w:lang w:bidi="th-TH"/>
               </w:rPr>
@@ -2955,7 +3040,7 @@
           <w:p>
             <w:pPr>
               <w:rPr>
-                <w:rFonts w:cs="Angsana New" w:hint="cs"/>
+                <w:rFonts w:cs="Angsana New"/>
                 <w:szCs w:val="30"/>
                 <w:cs/>
                 <w:lang w:val="en-US" w:bidi="th-TH"/>
@@ -2988,7 +3073,7 @@
           <w:p>
             <w:pPr>
               <w:rPr>
-                <w:rFonts w:cstheme="minorBidi" w:hint="cs"/>
+                <w:rFonts w:cstheme="minorBidi"/>
                 <w:szCs w:val="30"/>
                 <w:cs/>
                 <w:lang w:val="en-US" w:bidi="th-TH"/>
@@ -3032,45 +3117,45 @@
           <w:p>
             <w:pPr>
               <w:rPr>
+                <w:rFonts w:cs="Angsana New"/>
+                <w:szCs w:val="30"/>
+                <w:cs/>
+                <w:lang w:val="en-US" w:bidi="th-TH"/>
+              </w:rPr>
+            </w:pPr>
+            <w:r>
+              <w:rPr>
+                <w:rFonts w:cs="Angsana New" w:hint="cs"/>
+                <w:szCs w:val="30"/>
+                <w:cs/>
+                <w:lang w:bidi="th-TH"/>
+              </w:rPr>
+              <w:t>บริหารทีมงาน</w:t>
+            </w:r>
+            <w:r>
+              <w:rPr>
+                <w:rFonts w:cs="Angsana New" w:hint="cs"/>
+                <w:szCs w:val="30"/>
+                <w:cs/>
+                <w:lang w:bidi="th-TH"/>
+              </w:rPr>
+              <w:t xml:space="preserve"> </w:t>
+            </w:r>
+            <w:r>
+              <w:rPr>
+                <w:rFonts w:cs="Angsana New"/>
+                <w:szCs w:val="30"/>
+                <w:lang w:val="en-US" w:bidi="th-TH"/>
+              </w:rPr>
+              <w:t xml:space="preserve">IM </w:t>
+            </w:r>
+            <w:r>
+              <w:rPr>
                 <w:rFonts w:cs="Angsana New" w:hint="cs"/>
                 <w:szCs w:val="30"/>
                 <w:cs/>
                 <w:lang w:val="en-US" w:bidi="th-TH"/>
               </w:rPr>
-            </w:pPr>
-            <w:r>
-              <w:rPr>
-                <w:rFonts w:cs="Angsana New" w:hint="cs"/>
-                <w:szCs w:val="30"/>
-                <w:cs/>
-                <w:lang w:bidi="th-TH"/>
-              </w:rPr>
-              <w:t>บริหารทีมงาน</w:t>
-            </w:r>
-            <w:r>
-              <w:rPr>
-                <w:rFonts w:cs="Angsana New" w:hint="cs"/>
-                <w:szCs w:val="30"/>
-                <w:cs/>
-                <w:lang w:bidi="th-TH"/>
-              </w:rPr>
-              <w:t xml:space="preserve"> </w:t>
-            </w:r>
-            <w:r>
-              <w:rPr>
-                <w:rFonts w:cs="Angsana New"/>
-                <w:szCs w:val="30"/>
-                <w:lang w:val="en-US" w:bidi="th-TH"/>
-              </w:rPr>
-              <w:t xml:space="preserve">IM </w:t>
-            </w:r>
-            <w:r>
-              <w:rPr>
-                <w:rFonts w:cs="Angsana New" w:hint="cs"/>
-                <w:szCs w:val="30"/>
-                <w:cs/>
-                <w:lang w:val="en-US" w:bidi="th-TH"/>
-              </w:rPr>
               <w:t>ให้ทำงานอย่างมีประสิธิภาพ</w:t>
             </w:r>
           </w:p>
@@ -3083,7 +3168,7 @@
           <w:p>
             <w:pPr>
               <w:rPr>
-                <w:rFonts w:cstheme="minorBidi" w:hint="cs"/>
+                <w:rFonts w:cstheme="minorBidi"/>
                 <w:szCs w:val="30"/>
                 <w:cs/>
                 <w:lang w:val="en-US" w:bidi="th-TH"/>
@@ -3216,7 +3301,15 @@
                 <w:b/>
                 <w:sz w:val="28"/>
               </w:rPr>
-              <w:t>3ข. ความท้าทายของงาน</w:t>
+              <w:t>3</w:t>
+            </w:r>
+            <w:r>
+              <w:rPr>
+                <w:rFonts w:ascii="Browallia New" w:eastAsia="Browallia New" w:hAnsi="Browallia New" w:cs="Browallia New"/>
+                <w:b/>
+                <w:sz w:val="28"/>
+              </w:rPr>
+              <w:t>ข. ความท้าทายของงาน</w:t>
             </w:r>
           </w:p>
           <w:p>
@@ -3286,7 +3379,15 @@
                 <w:b/>
                 <w:sz w:val="28"/>
               </w:rPr>
-              <w:t xml:space="preserve"> ปีข้างหน้า</w:t>
+              <w:t xml:space="preserve"> </w:t>
+            </w:r>
+            <w:r>
+              <w:rPr>
+                <w:rFonts w:ascii="Browallia New" w:eastAsia="Browallia New" w:hAnsi="Browallia New" w:cs="Browallia New"/>
+                <w:b/>
+                <w:sz w:val="28"/>
+              </w:rPr>
+              <w:t>ปีข้างหน้า</w:t>
             </w:r>
           </w:p>
         </w:tc>
@@ -3303,7 +3404,7 @@
           <w:p>
             <w:pPr>
               <w:rPr>
-                <w:rFonts w:cs="Angsana New" w:hint="cs"/>
+                <w:rFonts w:cs="Angsana New"/>
                 <w:szCs w:val="30"/>
                 <w:cs/>
                 <w:lang w:val="en-US" w:bidi="th-TH"/>
@@ -3345,7 +3446,7 @@
           <w:p>
             <w:pPr>
               <w:rPr>
-                <w:rFonts w:cstheme="minorBidi" w:hint="cs"/>
+                <w:rFonts w:cstheme="minorBidi"/>
                 <w:szCs w:val="30"/>
                 <w:lang w:val="en-US" w:bidi="th-TH"/>
               </w:rPr>
@@ -3411,7 +3512,6 @@
     <w:p>
       <w:pPr>
         <w:rPr>
-          <w:rFonts w:hint="cs"/>
           <w:lang w:bidi="th-TH"/>
         </w:rPr>
       </w:pPr>
@@ -3457,7 +3557,15 @@
                 <w:b/>
                 <w:sz w:val="28"/>
               </w:rPr>
-              <w:t>4ก. การศึกษา / คุณสมบัติทางวิชาชีพ</w:t>
+              <w:t>4</w:t>
+            </w:r>
+            <w:r>
+              <w:rPr>
+                <w:rFonts w:ascii="Browallia New" w:eastAsia="Browallia New" w:hAnsi="Browallia New" w:cs="Browallia New"/>
+                <w:b/>
+                <w:sz w:val="28"/>
+              </w:rPr>
+              <w:t>ก. การศึกษา / คุณสมบัติทางวิชาชีพ</w:t>
             </w:r>
           </w:p>
           <w:p>
@@ -3560,19 +3668,19 @@
           <w:p>
             <w:pPr>
               <w:rPr>
+                <w:rFonts w:cstheme="minorBidi"/>
+                <w:szCs w:val="30"/>
+                <w:cs/>
+                <w:lang w:val="en-US" w:bidi="th-TH"/>
+              </w:rPr>
+            </w:pPr>
+            <w:r>
+              <w:rPr>
                 <w:rFonts w:cstheme="minorBidi" w:hint="cs"/>
                 <w:szCs w:val="30"/>
                 <w:cs/>
                 <w:lang w:val="en-US" w:bidi="th-TH"/>
               </w:rPr>
-            </w:pPr>
-            <w:r>
-              <w:rPr>
-                <w:rFonts w:cstheme="minorBidi" w:hint="cs"/>
-                <w:szCs w:val="30"/>
-                <w:cs/>
-                <w:lang w:val="en-US" w:bidi="th-TH"/>
-              </w:rPr>
               <w:t>วิศวกรรมศาสตร์/วิทยาศาสตร์</w:t>
             </w:r>
           </w:p>
@@ -3585,7 +3693,7 @@
           <w:p>
             <w:pPr>
               <w:rPr>
-                <w:rFonts w:cs="Angsana New" w:hint="cs"/>
+                <w:rFonts w:cs="Angsana New"/>
                 <w:szCs w:val="30"/>
                 <w:lang w:bidi="th-TH"/>
               </w:rPr>
@@ -3682,6 +3790,7 @@
                 <w:rFonts w:ascii="Browallia New" w:eastAsia="Browallia New" w:hAnsi="Browallia New" w:cs="Browallia New"/>
                 <w:sz w:val="28"/>
               </w:rPr>
+              <w:lastRenderedPageBreak/>
               <w:t>เพิ่มเติม</w:t>
             </w:r>
           </w:p>
@@ -3737,8 +3846,15 @@
                 <w:b/>
                 <w:sz w:val="28"/>
               </w:rPr>
-              <w:lastRenderedPageBreak/>
-              <w:t>4ข. ประสบการณ์ทำงานที่จำเป็น</w:t>
+              <w:t>4</w:t>
+            </w:r>
+            <w:r>
+              <w:rPr>
+                <w:rFonts w:ascii="Browallia New" w:eastAsia="Browallia New" w:hAnsi="Browallia New" w:cs="Browallia New"/>
+                <w:b/>
+                <w:sz w:val="28"/>
+              </w:rPr>
+              <w:t>ข. ประสบการณ์ทำงานที่จำเป็น</w:t>
             </w:r>
           </w:p>
           <w:p>
@@ -3841,7 +3957,7 @@
           <w:p>
             <w:pPr>
               <w:rPr>
-                <w:rFonts w:cs="Angsana New" w:hint="cs"/>
+                <w:rFonts w:cs="Angsana New"/>
                 <w:szCs w:val="30"/>
                 <w:lang w:bidi="th-TH"/>
               </w:rPr>
@@ -3874,7 +3990,7 @@
           <w:p>
             <w:pPr>
               <w:rPr>
-                <w:rFonts w:cstheme="minorBidi" w:hint="cs"/>
+                <w:rFonts w:cstheme="minorBidi"/>
                 <w:szCs w:val="30"/>
                 <w:lang w:bidi="th-TH"/>
               </w:rPr>
@@ -4542,7 +4658,15 @@
                 <w:b/>
                 <w:sz w:val="28"/>
               </w:rPr>
-              <w:t>4ค. สมรรถนะ</w:t>
+              <w:t>4</w:t>
+            </w:r>
+            <w:r>
+              <w:rPr>
+                <w:rFonts w:ascii="Browallia New" w:eastAsia="Browallia New" w:hAnsi="Browallia New" w:cs="Browallia New"/>
+                <w:b/>
+                <w:sz w:val="28"/>
+              </w:rPr>
+              <w:t>ค. สมรรถนะ</w:t>
             </w:r>
           </w:p>
           <w:p>
@@ -4568,7 +4692,15 @@
           <w:b/>
           <w:sz w:val="26"/>
         </w:rPr>
-        <w:t>4ค</w:t>
+        <w:t>4</w:t>
+      </w:r>
+      <w:r>
+        <w:rPr>
+          <w:rFonts w:ascii="Browallia New" w:eastAsia="Browallia New" w:hAnsi="Browallia New" w:cs="Browallia New"/>
+          <w:b/>
+          <w:sz w:val="26"/>
+        </w:rPr>
+        <w:t>ค</w:t>
       </w:r>
       <w:r>
         <w:rPr>
@@ -4586,7 +4718,15 @@
           <w:b/>
           <w:sz w:val="26"/>
         </w:rPr>
-        <w:t>(i) สมรรถนะด้านการเป็นผู้นำ (Leadership Competencies)</w:t>
+        <w:t xml:space="preserve">(i) </w:t>
+      </w:r>
+      <w:r>
+        <w:rPr>
+          <w:rFonts w:ascii="Browallia New" w:eastAsia="Browallia New" w:hAnsi="Browallia New" w:cs="Browallia New"/>
+          <w:b/>
+          <w:sz w:val="26"/>
+        </w:rPr>
+        <w:t>สมรรถนะด้านการเป็นผู้นำ (Leadership Competencies)</w:t>
       </w:r>
     </w:p>
     <w:tbl>
@@ -4843,6 +4983,7 @@
                   <w14:uncheckedState w14:val="2610" w14:font="MS Gothic"/>
                 </w14:checkbox>
               </w:sdtPr>
+              <w:sdtEndPr/>
               <w:sdtContent>
                 <w:r>
                   <w:rPr>
@@ -4868,11 +5009,42 @@
               <w:sdtPr>
                 <w:id w:val="100002"/>
                 <w14:checkbox>
+                  <w14:checked w14:val="1"/>
+                  <w14:checkedState w14:val="2612" w14:font="MS Gothic"/>
+                  <w14:uncheckedState w14:val="2610" w14:font="MS Gothic"/>
+                </w14:checkbox>
+              </w:sdtPr>
+              <w:sdtEndPr/>
+              <w:sdtContent>
+                <w:r>
+                  <w:rPr>
+                    <w:rFonts w:ascii="MS Gothic" w:eastAsia="MS Gothic" w:hAnsi="MS Gothic" w:hint="eastAsia"/>
+                  </w:rPr>
+                  <w:t>☒</w:t>
+                </w:r>
+              </w:sdtContent>
+            </w:sdt>
+          </w:p>
+        </w:tc>
+        <w:tc>
+          <w:tcPr>
+            <w:tcW w:w="1011" w:type="dxa"/>
+            <w:shd w:val="clear" w:color="auto" w:fill="FFF2CC"/>
+          </w:tcPr>
+          <w:p>
+            <w:pPr>
+              <w:jc w:val="center"/>
+            </w:pPr>
+            <w:sdt>
+              <w:sdtPr>
+                <w:id w:val="100003"/>
+                <w14:checkbox>
                   <w14:checked w14:val="0"/>
                   <w14:checkedState w14:val="2612" w14:font="MS Gothic"/>
                   <w14:uncheckedState w14:val="2610" w14:font="MS Gothic"/>
                 </w14:checkbox>
               </w:sdtPr>
+              <w:sdtEndPr/>
               <w:sdtContent>
                 <w:r>
                   <w:rPr>
@@ -4896,13 +5068,14 @@
             </w:pPr>
             <w:sdt>
               <w:sdtPr>
-                <w:id w:val="100003"/>
+                <w:id w:val="100004"/>
                 <w14:checkbox>
                   <w14:checked w14:val="0"/>
                   <w14:checkedState w14:val="2612" w14:font="MS Gothic"/>
                   <w14:uncheckedState w14:val="2610" w14:font="MS Gothic"/>
                 </w14:checkbox>
               </w:sdtPr>
+              <w:sdtEndPr/>
               <w:sdtContent>
                 <w:r>
                   <w:rPr>
@@ -4926,13 +5099,14 @@
             </w:pPr>
             <w:sdt>
               <w:sdtPr>
-                <w:id w:val="100004"/>
+                <w:id w:val="100005"/>
                 <w14:checkbox>
                   <w14:checked w14:val="0"/>
                   <w14:checkedState w14:val="2612" w14:font="MS Gothic"/>
                   <w14:uncheckedState w14:val="2610" w14:font="MS Gothic"/>
                 </w14:checkbox>
               </w:sdtPr>
+              <w:sdtEndPr/>
               <w:sdtContent>
                 <w:r>
                   <w:rPr>
@@ -4945,6 +5119,48 @@
             </w:sdt>
           </w:p>
         </w:tc>
+      </w:tr>
+      <w:tr>
+        <w:trPr>
+          <w:jc w:val="center"/>
+        </w:trPr>
+        <w:tc>
+          <w:tcPr>
+            <w:tcW w:w="4136" w:type="dxa"/>
+          </w:tcPr>
+          <w:p>
+            <w:pPr>
+              <w:rPr>
+                <w:rFonts w:ascii="Browallia New" w:eastAsia="Browallia New" w:hAnsi="Browallia New" w:cs="Browallia New"/>
+                <w:szCs w:val="22"/>
+                <w:lang w:bidi="th-TH"/>
+              </w:rPr>
+            </w:pPr>
+            <w:r>
+              <w:rPr>
+                <w:rFonts w:ascii="Browallia New" w:eastAsia="Browallia New" w:hAnsi="Browallia New" w:cs="Browallia New"/>
+                <w:szCs w:val="22"/>
+              </w:rPr>
+              <w:t xml:space="preserve">การทำงานร่วมกัน </w:t>
+            </w:r>
+          </w:p>
+          <w:p>
+            <w:pPr>
+              <w:rPr>
+                <w:rFonts w:ascii="Browallia New" w:eastAsia="Browallia New" w:hAnsi="Browallia New" w:cs="Browallia New"/>
+                <w:szCs w:val="22"/>
+                <w:lang w:bidi="th-TH"/>
+              </w:rPr>
+            </w:pPr>
+            <w:r>
+              <w:rPr>
+                <w:rFonts w:ascii="Browallia New" w:eastAsia="Browallia New" w:hAnsi="Browallia New" w:cs="Browallia New"/>
+                <w:szCs w:val="22"/>
+              </w:rPr>
+              <w:t>Collaboration</w:t>
+            </w:r>
+          </w:p>
+        </w:tc>
         <w:tc>
           <w:tcPr>
             <w:tcW w:w="1011" w:type="dxa"/>
@@ -4956,13 +5172,14 @@
             </w:pPr>
             <w:sdt>
               <w:sdtPr>
-                <w:id w:val="100005"/>
+                <w:id w:val="100006"/>
                 <w14:checkbox>
                   <w14:checked w14:val="0"/>
                   <w14:checkedState w14:val="2612" w14:font="MS Gothic"/>
                   <w14:uncheckedState w14:val="2610" w14:font="MS Gothic"/>
                 </w14:checkbox>
               </w:sdtPr>
+              <w:sdtEndPr/>
               <w:sdtContent>
                 <w:r>
                   <w:rPr>
@@ -4975,48 +5192,6 @@
             </w:sdt>
           </w:p>
         </w:tc>
-      </w:tr>
-      <w:tr>
-        <w:trPr>
-          <w:jc w:val="center"/>
-        </w:trPr>
-        <w:tc>
-          <w:tcPr>
-            <w:tcW w:w="4136" w:type="dxa"/>
-          </w:tcPr>
-          <w:p>
-            <w:pPr>
-              <w:rPr>
-                <w:rFonts w:ascii="Browallia New" w:eastAsia="Browallia New" w:hAnsi="Browallia New" w:cs="Browallia New"/>
-                <w:szCs w:val="22"/>
-                <w:lang w:bidi="th-TH"/>
-              </w:rPr>
-            </w:pPr>
-            <w:r>
-              <w:rPr>
-                <w:rFonts w:ascii="Browallia New" w:eastAsia="Browallia New" w:hAnsi="Browallia New" w:cs="Browallia New"/>
-                <w:szCs w:val="22"/>
-              </w:rPr>
-              <w:t xml:space="preserve">การทำงานร่วมกัน </w:t>
-            </w:r>
-          </w:p>
-          <w:p>
-            <w:pPr>
-              <w:rPr>
-                <w:rFonts w:ascii="Browallia New" w:eastAsia="Browallia New" w:hAnsi="Browallia New" w:cs="Browallia New"/>
-                <w:szCs w:val="22"/>
-                <w:lang w:bidi="th-TH"/>
-              </w:rPr>
-            </w:pPr>
-            <w:r>
-              <w:rPr>
-                <w:rFonts w:ascii="Browallia New" w:eastAsia="Browallia New" w:hAnsi="Browallia New" w:cs="Browallia New"/>
-                <w:szCs w:val="22"/>
-              </w:rPr>
-              <w:t>Collaboration</w:t>
-            </w:r>
-          </w:p>
-        </w:tc>
         <w:tc>
           <w:tcPr>
             <w:tcW w:w="1011" w:type="dxa"/>
@@ -5028,13 +5203,44 @@
             </w:pPr>
             <w:sdt>
               <w:sdtPr>
-                <w:id w:val="100006"/>
+                <w:id w:val="100007"/>
+                <w14:checkbox>
+                  <w14:checked w14:val="1"/>
+                  <w14:checkedState w14:val="2612" w14:font="MS Gothic"/>
+                  <w14:uncheckedState w14:val="2610" w14:font="MS Gothic"/>
+                </w14:checkbox>
+              </w:sdtPr>
+              <w:sdtEndPr/>
+              <w:sdtContent>
+                <w:r>
+                  <w:rPr>
+                    <w:rFonts w:ascii="MS Gothic" w:eastAsia="MS Gothic" w:hAnsi="MS Gothic" w:hint="eastAsia"/>
+                  </w:rPr>
+                  <w:t>☒</w:t>
+                </w:r>
+              </w:sdtContent>
+            </w:sdt>
+          </w:p>
+        </w:tc>
+        <w:tc>
+          <w:tcPr>
+            <w:tcW w:w="1011" w:type="dxa"/>
+            <w:shd w:val="clear" w:color="auto" w:fill="FFF2CC"/>
+          </w:tcPr>
+          <w:p>
+            <w:pPr>
+              <w:jc w:val="center"/>
+            </w:pPr>
+            <w:sdt>
+              <w:sdtPr>
+                <w:id w:val="100008"/>
                 <w14:checkbox>
                   <w14:checked w14:val="0"/>
                   <w14:checkedState w14:val="2612" w14:font="MS Gothic"/>
                   <w14:uncheckedState w14:val="2610" w14:font="MS Gothic"/>
                 </w14:checkbox>
               </w:sdtPr>
+              <w:sdtEndPr/>
               <w:sdtContent>
                 <w:r>
                   <w:rPr>
@@ -5058,13 +5264,14 @@
             </w:pPr>
             <w:sdt>
               <w:sdtPr>
-                <w:id w:val="100007"/>
+                <w:id w:val="100009"/>
                 <w14:checkbox>
                   <w14:checked w14:val="0"/>
                   <w14:checkedState w14:val="2612" w14:font="MS Gothic"/>
                   <w14:uncheckedState w14:val="2610" w14:font="MS Gothic"/>
                 </w14:checkbox>
               </w:sdtPr>
+              <w:sdtEndPr/>
               <w:sdtContent>
                 <w:r>
                   <w:rPr>
@@ -5088,13 +5295,14 @@
             </w:pPr>
             <w:sdt>
               <w:sdtPr>
-                <w:id w:val="100008"/>
+                <w:id w:val="100010"/>
                 <w14:checkbox>
                   <w14:checked w14:val="0"/>
                   <w14:checkedState w14:val="2612" w14:font="MS Gothic"/>
                   <w14:uncheckedState w14:val="2610" w14:font="MS Gothic"/>
                 </w14:checkbox>
               </w:sdtPr>
+              <w:sdtEndPr/>
               <w:sdtContent>
                 <w:r>
                   <w:rPr>
@@ -5107,6 +5315,48 @@
             </w:sdt>
           </w:p>
         </w:tc>
+      </w:tr>
+      <w:tr>
+        <w:trPr>
+          <w:jc w:val="center"/>
+        </w:trPr>
+        <w:tc>
+          <w:tcPr>
+            <w:tcW w:w="4136" w:type="dxa"/>
+          </w:tcPr>
+          <w:p>
+            <w:pPr>
+              <w:rPr>
+                <w:rFonts w:ascii="Browallia New" w:eastAsia="Browallia New" w:hAnsi="Browallia New" w:cs="Browallia New"/>
+                <w:szCs w:val="22"/>
+                <w:lang w:bidi="th-TH"/>
+              </w:rPr>
+            </w:pPr>
+            <w:r>
+              <w:rPr>
+                <w:rFonts w:ascii="Browallia New" w:eastAsia="Browallia New" w:hAnsi="Browallia New" w:cs="Browallia New"/>
+                <w:szCs w:val="22"/>
+              </w:rPr>
+              <w:t xml:space="preserve">มุ่งเน้นลูกค้า </w:t>
+            </w:r>
+          </w:p>
+          <w:p>
+            <w:pPr>
+              <w:rPr>
+                <w:rFonts w:ascii="Browallia New" w:eastAsia="Browallia New" w:hAnsi="Browallia New" w:cs="Browallia New"/>
+                <w:szCs w:val="22"/>
+                <w:lang w:bidi="th-TH"/>
+              </w:rPr>
+            </w:pPr>
+            <w:r>
+              <w:rPr>
+                <w:rFonts w:ascii="Browallia New" w:eastAsia="Browallia New" w:hAnsi="Browallia New" w:cs="Browallia New"/>
+                <w:szCs w:val="22"/>
+              </w:rPr>
+              <w:t>Customer Focus</w:t>
+            </w:r>
+          </w:p>
+        </w:tc>
         <w:tc>
           <w:tcPr>
             <w:tcW w:w="1011" w:type="dxa"/>
@@ -5118,13 +5368,14 @@
             </w:pPr>
             <w:sdt>
               <w:sdtPr>
-                <w:id w:val="100009"/>
+                <w:id w:val="100011"/>
                 <w14:checkbox>
                   <w14:checked w14:val="0"/>
                   <w14:checkedState w14:val="2612" w14:font="MS Gothic"/>
                   <w14:uncheckedState w14:val="2610" w14:font="MS Gothic"/>
                 </w14:checkbox>
               </w:sdtPr>
+              <w:sdtEndPr/>
               <w:sdtContent>
                 <w:r>
                   <w:rPr>
@@ -5148,13 +5399,44 @@
             </w:pPr>
             <w:sdt>
               <w:sdtPr>
-                <w:id w:val="100010"/>
+                <w:id w:val="100012"/>
+                <w14:checkbox>
+                  <w14:checked w14:val="1"/>
+                  <w14:checkedState w14:val="2612" w14:font="MS Gothic"/>
+                  <w14:uncheckedState w14:val="2610" w14:font="MS Gothic"/>
+                </w14:checkbox>
+              </w:sdtPr>
+              <w:sdtEndPr/>
+              <w:sdtContent>
+                <w:r>
+                  <w:rPr>
+                    <w:rFonts w:ascii="MS Gothic" w:eastAsia="MS Gothic" w:hAnsi="MS Gothic" w:hint="eastAsia"/>
+                  </w:rPr>
+                  <w:t>☒</w:t>
+                </w:r>
+              </w:sdtContent>
+            </w:sdt>
+          </w:p>
+        </w:tc>
+        <w:tc>
+          <w:tcPr>
+            <w:tcW w:w="1011" w:type="dxa"/>
+            <w:shd w:val="clear" w:color="auto" w:fill="FFF2CC"/>
+          </w:tcPr>
+          <w:p>
+            <w:pPr>
+              <w:jc w:val="center"/>
+            </w:pPr>
+            <w:sdt>
+              <w:sdtPr>
+                <w:id w:val="100013"/>
                 <w14:checkbox>
                   <w14:checked w14:val="0"/>
                   <w14:checkedState w14:val="2612" w14:font="MS Gothic"/>
                   <w14:uncheckedState w14:val="2610" w14:font="MS Gothic"/>
                 </w14:checkbox>
               </w:sdtPr>
+              <w:sdtEndPr/>
               <w:sdtContent>
                 <w:r>
                   <w:rPr>
@@ -5167,48 +5449,6 @@
             </w:sdt>
           </w:p>
         </w:tc>
-      </w:tr>
-      <w:tr>
-        <w:trPr>
-          <w:jc w:val="center"/>
-        </w:trPr>
-        <w:tc>
-          <w:tcPr>
-            <w:tcW w:w="4136" w:type="dxa"/>
-          </w:tcPr>
-          <w:p>
-            <w:pPr>
-              <w:rPr>
-                <w:rFonts w:ascii="Browallia New" w:eastAsia="Browallia New" w:hAnsi="Browallia New" w:cs="Browallia New"/>
-                <w:szCs w:val="22"/>
-                <w:lang w:bidi="th-TH"/>
-              </w:rPr>
-            </w:pPr>
-            <w:r>
-              <w:rPr>
-                <w:rFonts w:ascii="Browallia New" w:eastAsia="Browallia New" w:hAnsi="Browallia New" w:cs="Browallia New"/>
-                <w:szCs w:val="22"/>
-              </w:rPr>
-              <w:t xml:space="preserve">มุ่งเน้นลูกค้า </w:t>
-            </w:r>
-          </w:p>
-          <w:p>
-            <w:pPr>
-              <w:rPr>
-                <w:rFonts w:ascii="Browallia New" w:eastAsia="Browallia New" w:hAnsi="Browallia New" w:cs="Browallia New"/>
-                <w:szCs w:val="22"/>
-                <w:lang w:bidi="th-TH"/>
-              </w:rPr>
-            </w:pPr>
-            <w:r>
-              <w:rPr>
-                <w:rFonts w:ascii="Browallia New" w:eastAsia="Browallia New" w:hAnsi="Browallia New" w:cs="Browallia New"/>
-                <w:szCs w:val="22"/>
-              </w:rPr>
-              <w:t>Customer Focus</w:t>
-            </w:r>
-          </w:p>
-        </w:tc>
         <w:tc>
           <w:tcPr>
             <w:tcW w:w="1011" w:type="dxa"/>
@@ -5220,13 +5460,14 @@
             </w:pPr>
             <w:sdt>
               <w:sdtPr>
-                <w:id w:val="100011"/>
+                <w:id w:val="100014"/>
                 <w14:checkbox>
                   <w14:checked w14:val="0"/>
                   <w14:checkedState w14:val="2612" w14:font="MS Gothic"/>
                   <w14:uncheckedState w14:val="2610" w14:font="MS Gothic"/>
                 </w14:checkbox>
               </w:sdtPr>
+              <w:sdtEndPr/>
               <w:sdtContent>
                 <w:r>
                   <w:rPr>
@@ -5250,13 +5491,14 @@
             </w:pPr>
             <w:sdt>
               <w:sdtPr>
-                <w:id w:val="100012"/>
+                <w:id w:val="100015"/>
                 <w14:checkbox>
                   <w14:checked w14:val="0"/>
                   <w14:checkedState w14:val="2612" w14:font="MS Gothic"/>
                   <w14:uncheckedState w14:val="2610" w14:font="MS Gothic"/>
                 </w14:checkbox>
               </w:sdtPr>
+              <w:sdtEndPr/>
               <w:sdtContent>
                 <w:r>
                   <w:rPr>
@@ -5269,6 +5511,30 @@
             </w:sdt>
           </w:p>
         </w:tc>
+      </w:tr>
+      <w:tr>
+        <w:trPr>
+          <w:jc w:val="center"/>
+        </w:trPr>
+        <w:tc>
+          <w:tcPr>
+            <w:tcW w:w="4136" w:type="dxa"/>
+          </w:tcPr>
+          <w:p>
+            <w:pPr>
+              <w:rPr>
+                <w:szCs w:val="22"/>
+              </w:rPr>
+            </w:pPr>
+            <w:r>
+              <w:rPr>
+                <w:rFonts w:ascii="Browallia New" w:eastAsia="Browallia New" w:hAnsi="Browallia New" w:cs="Browallia New"/>
+                <w:szCs w:val="22"/>
+              </w:rPr>
+              <w:t>คิดวิเคราะห์และการแก้ไขปัญหาอย่างเป็นระบบ Analytical &amp; Problem-Solving Thinking</w:t>
+            </w:r>
+          </w:p>
+        </w:tc>
         <w:tc>
           <w:tcPr>
             <w:tcW w:w="1011" w:type="dxa"/>
@@ -5280,13 +5546,14 @@
             </w:pPr>
             <w:sdt>
               <w:sdtPr>
-                <w:id w:val="100013"/>
+                <w:id w:val="100016"/>
                 <w14:checkbox>
                   <w14:checked w14:val="0"/>
                   <w14:checkedState w14:val="2612" w14:font="MS Gothic"/>
                   <w14:uncheckedState w14:val="2610" w14:font="MS Gothic"/>
                 </w14:checkbox>
               </w:sdtPr>
+              <w:sdtEndPr/>
               <w:sdtContent>
                 <w:r>
                   <w:rPr>
@@ -5310,13 +5577,44 @@
             </w:pPr>
             <w:sdt>
               <w:sdtPr>
-                <w:id w:val="100014"/>
+                <w:id w:val="100017"/>
+                <w14:checkbox>
+                  <w14:checked w14:val="1"/>
+                  <w14:checkedState w14:val="2612" w14:font="MS Gothic"/>
+                  <w14:uncheckedState w14:val="2610" w14:font="MS Gothic"/>
+                </w14:checkbox>
+              </w:sdtPr>
+              <w:sdtEndPr/>
+              <w:sdtContent>
+                <w:r>
+                  <w:rPr>
+                    <w:rFonts w:ascii="MS Gothic" w:eastAsia="MS Gothic" w:hAnsi="MS Gothic" w:hint="eastAsia"/>
+                  </w:rPr>
+                  <w:t>☒</w:t>
+                </w:r>
+              </w:sdtContent>
+            </w:sdt>
+          </w:p>
+        </w:tc>
+        <w:tc>
+          <w:tcPr>
+            <w:tcW w:w="1011" w:type="dxa"/>
+            <w:shd w:val="clear" w:color="auto" w:fill="FFF2CC"/>
+          </w:tcPr>
+          <w:p>
+            <w:pPr>
+              <w:jc w:val="center"/>
+            </w:pPr>
+            <w:sdt>
+              <w:sdtPr>
+                <w:id w:val="100018"/>
                 <w14:checkbox>
                   <w14:checked w14:val="0"/>
                   <w14:checkedState w14:val="2612" w14:font="MS Gothic"/>
                   <w14:uncheckedState w14:val="2610" w14:font="MS Gothic"/>
                 </w14:checkbox>
               </w:sdtPr>
+              <w:sdtEndPr/>
               <w:sdtContent>
                 <w:r>
                   <w:rPr>
@@ -5340,13 +5638,14 @@
             </w:pPr>
             <w:sdt>
               <w:sdtPr>
-                <w:id w:val="100015"/>
+                <w:id w:val="100019"/>
                 <w14:checkbox>
                   <w14:checked w14:val="0"/>
                   <w14:checkedState w14:val="2612" w14:font="MS Gothic"/>
                   <w14:uncheckedState w14:val="2610" w14:font="MS Gothic"/>
                 </w14:checkbox>
               </w:sdtPr>
+              <w:sdtEndPr/>
               <w:sdtContent>
                 <w:r>
                   <w:rPr>
@@ -5359,30 +5658,6 @@
             </w:sdt>
           </w:p>
         </w:tc>
-      </w:tr>
-      <w:tr>
-        <w:trPr>
-          <w:jc w:val="center"/>
-        </w:trPr>
-        <w:tc>
-          <w:tcPr>
-            <w:tcW w:w="4136" w:type="dxa"/>
-          </w:tcPr>
-          <w:p>
-            <w:pPr>
-              <w:rPr>
-                <w:szCs w:val="22"/>
-              </w:rPr>
-            </w:pPr>
-            <w:r>
-              <w:rPr>
-                <w:rFonts w:ascii="Browallia New" w:eastAsia="Browallia New" w:hAnsi="Browallia New" w:cs="Browallia New"/>
-                <w:szCs w:val="22"/>
-              </w:rPr>
-              <w:t>คิดวิเคราะห์และการแก้ไขปัญหาอย่างเป็นระบบ Analytical &amp; Problem-Solving Thinking</w:t>
-            </w:r>
-          </w:p>
-        </w:tc>
         <w:tc>
           <w:tcPr>
             <w:tcW w:w="1011" w:type="dxa"/>
@@ -5394,13 +5669,14 @@
             </w:pPr>
             <w:sdt>
               <w:sdtPr>
-                <w:id w:val="100016"/>
+                <w:id w:val="100020"/>
                 <w14:checkbox>
                   <w14:checked w14:val="0"/>
                   <w14:checkedState w14:val="2612" w14:font="MS Gothic"/>
                   <w14:uncheckedState w14:val="2610" w14:font="MS Gothic"/>
                 </w14:checkbox>
               </w:sdtPr>
+              <w:sdtEndPr/>
               <w:sdtContent>
                 <w:r>
                   <w:rPr>
@@ -5413,6 +5689,47 @@
             </w:sdt>
           </w:p>
         </w:tc>
+      </w:tr>
+      <w:tr>
+        <w:trPr>
+          <w:jc w:val="center"/>
+        </w:trPr>
+        <w:tc>
+          <w:tcPr>
+            <w:tcW w:w="4136" w:type="dxa"/>
+          </w:tcPr>
+          <w:p>
+            <w:pPr>
+              <w:rPr>
+                <w:rFonts w:ascii="Browallia New" w:eastAsia="Browallia New" w:hAnsi="Browallia New" w:cs="Browallia New"/>
+                <w:szCs w:val="22"/>
+                <w:lang w:bidi="th-TH"/>
+              </w:rPr>
+            </w:pPr>
+            <w:r>
+              <w:rPr>
+                <w:rFonts w:ascii="Browallia New" w:eastAsia="Browallia New" w:hAnsi="Browallia New" w:cs="Browallia New"/>
+                <w:szCs w:val="22"/>
+              </w:rPr>
+              <w:lastRenderedPageBreak/>
+              <w:t xml:space="preserve">ความฉลาดทางดิจิทัล </w:t>
+            </w:r>
+          </w:p>
+          <w:p>
+            <w:pPr>
+              <w:rPr>
+                <w:szCs w:val="22"/>
+              </w:rPr>
+            </w:pPr>
+            <w:r>
+              <w:rPr>
+                <w:rFonts w:ascii="Browallia New" w:eastAsia="Browallia New" w:hAnsi="Browallia New" w:cs="Browallia New"/>
+                <w:szCs w:val="22"/>
+              </w:rPr>
+              <w:t>Digital Intelligence Quotient (DQ)</w:t>
+            </w:r>
+          </w:p>
+        </w:tc>
         <w:tc>
           <w:tcPr>
             <w:tcW w:w="1011" w:type="dxa"/>
@@ -5424,13 +5741,14 @@
             </w:pPr>
             <w:sdt>
               <w:sdtPr>
-                <w:id w:val="100017"/>
+                <w:id w:val="100021"/>
                 <w14:checkbox>
                   <w14:checked w14:val="0"/>
                   <w14:checkedState w14:val="2612" w14:font="MS Gothic"/>
                   <w14:uncheckedState w14:val="2610" w14:font="MS Gothic"/>
                 </w14:checkbox>
               </w:sdtPr>
+              <w:sdtEndPr/>
               <w:sdtContent>
                 <w:r>
                   <w:rPr>
@@ -5454,13 +5772,44 @@
             </w:pPr>
             <w:sdt>
               <w:sdtPr>
-                <w:id w:val="100018"/>
+                <w:id w:val="100022"/>
+                <w14:checkbox>
+                  <w14:checked w14:val="1"/>
+                  <w14:checkedState w14:val="2612" w14:font="MS Gothic"/>
+                  <w14:uncheckedState w14:val="2610" w14:font="MS Gothic"/>
+                </w14:checkbox>
+              </w:sdtPr>
+              <w:sdtEndPr/>
+              <w:sdtContent>
+                <w:r>
+                  <w:rPr>
+                    <w:rFonts w:ascii="MS Gothic" w:eastAsia="MS Gothic" w:hAnsi="MS Gothic" w:hint="eastAsia"/>
+                  </w:rPr>
+                  <w:t>☒</w:t>
+                </w:r>
+              </w:sdtContent>
+            </w:sdt>
+          </w:p>
+        </w:tc>
+        <w:tc>
+          <w:tcPr>
+            <w:tcW w:w="1011" w:type="dxa"/>
+            <w:shd w:val="clear" w:color="auto" w:fill="FFF2CC"/>
+          </w:tcPr>
+          <w:p>
+            <w:pPr>
+              <w:jc w:val="center"/>
+            </w:pPr>
+            <w:sdt>
+              <w:sdtPr>
+                <w:id w:val="100023"/>
                 <w14:checkbox>
                   <w14:checked w14:val="0"/>
                   <w14:checkedState w14:val="2612" w14:font="MS Gothic"/>
                   <w14:uncheckedState w14:val="2610" w14:font="MS Gothic"/>
                 </w14:checkbox>
               </w:sdtPr>
+              <w:sdtEndPr/>
               <w:sdtContent>
                 <w:r>
                   <w:rPr>
@@ -5484,13 +5833,14 @@
             </w:pPr>
             <w:sdt>
               <w:sdtPr>
-                <w:id w:val="100019"/>
+                <w:id w:val="100024"/>
                 <w14:checkbox>
                   <w14:checked w14:val="0"/>
                   <w14:checkedState w14:val="2612" w14:font="MS Gothic"/>
                   <w14:uncheckedState w14:val="2610" w14:font="MS Gothic"/>
                 </w14:checkbox>
               </w:sdtPr>
+              <w:sdtEndPr/>
               <w:sdtContent>
                 <w:r>
                   <w:rPr>
@@ -5514,13 +5864,14 @@
             </w:pPr>
             <w:sdt>
               <w:sdtPr>
-                <w:id w:val="100020"/>
+                <w:id w:val="100025"/>
                 <w14:checkbox>
                   <w14:checked w14:val="0"/>
                   <w14:checkedState w14:val="2612" w14:font="MS Gothic"/>
                   <w14:uncheckedState w14:val="2610" w14:font="MS Gothic"/>
                 </w14:checkbox>
               </w:sdtPr>
+              <w:sdtEndPr/>
               <w:sdtContent>
                 <w:r>
                   <w:rPr>
@@ -5555,13 +5906,15 @@
                 <w:rFonts w:ascii="Browallia New" w:eastAsia="Browallia New" w:hAnsi="Browallia New" w:cs="Browallia New"/>
                 <w:szCs w:val="22"/>
               </w:rPr>
-              <w:t xml:space="preserve">ความฉลาดทางดิจิทัล </w:t>
-            </w:r>
-          </w:p>
-          <w:p>
-            <w:pPr>
-              <w:rPr>
+              <w:t xml:space="preserve">การปรับตัว </w:t>
+            </w:r>
+          </w:p>
+          <w:p>
+            <w:pPr>
+              <w:rPr>
+                <w:rFonts w:ascii="Browallia New" w:eastAsia="Browallia New" w:hAnsi="Browallia New" w:cs="Browallia New"/>
                 <w:szCs w:val="22"/>
+                <w:lang w:bidi="th-TH"/>
               </w:rPr>
             </w:pPr>
             <w:r>
@@ -5569,7 +5922,7 @@
                 <w:rFonts w:ascii="Browallia New" w:eastAsia="Browallia New" w:hAnsi="Browallia New" w:cs="Browallia New"/>
                 <w:szCs w:val="22"/>
               </w:rPr>
-              <w:t>Digital Intelligence Quotient (DQ)</w:t>
+              <w:t>Adaptability</w:t>
             </w:r>
           </w:p>
         </w:tc>
@@ -5584,13 +5937,14 @@
             </w:pPr>
             <w:sdt>
               <w:sdtPr>
-                <w:id w:val="100021"/>
+                <w:id w:val="100026"/>
                 <w14:checkbox>
                   <w14:checked w14:val="0"/>
                   <w14:checkedState w14:val="2612" w14:font="MS Gothic"/>
                   <w14:uncheckedState w14:val="2610" w14:font="MS Gothic"/>
                 </w14:checkbox>
               </w:sdtPr>
+              <w:sdtEndPr/>
               <w:sdtContent>
                 <w:r>
                   <w:rPr>
@@ -5614,13 +5968,44 @@
             </w:pPr>
             <w:sdt>
               <w:sdtPr>
-                <w:id w:val="100022"/>
+                <w:id w:val="100027"/>
+                <w14:checkbox>
+                  <w14:checked w14:val="1"/>
+                  <w14:checkedState w14:val="2612" w14:font="MS Gothic"/>
+                  <w14:uncheckedState w14:val="2610" w14:font="MS Gothic"/>
+                </w14:checkbox>
+              </w:sdtPr>
+              <w:sdtEndPr/>
+              <w:sdtContent>
+                <w:r>
+                  <w:rPr>
+                    <w:rFonts w:ascii="MS Gothic" w:eastAsia="MS Gothic" w:hAnsi="MS Gothic" w:hint="eastAsia"/>
+                  </w:rPr>
+                  <w:t>☒</w:t>
+                </w:r>
+              </w:sdtContent>
+            </w:sdt>
+          </w:p>
+        </w:tc>
+        <w:tc>
+          <w:tcPr>
+            <w:tcW w:w="1011" w:type="dxa"/>
+            <w:shd w:val="clear" w:color="auto" w:fill="FFF2CC"/>
+          </w:tcPr>
+          <w:p>
+            <w:pPr>
+              <w:jc w:val="center"/>
+            </w:pPr>
+            <w:sdt>
+              <w:sdtPr>
+                <w:id w:val="100028"/>
                 <w14:checkbox>
                   <w14:checked w14:val="0"/>
                   <w14:checkedState w14:val="2612" w14:font="MS Gothic"/>
                   <w14:uncheckedState w14:val="2610" w14:font="MS Gothic"/>
                 </w14:checkbox>
               </w:sdtPr>
+              <w:sdtEndPr/>
               <w:sdtContent>
                 <w:r>
                   <w:rPr>
@@ -5644,13 +6029,14 @@
             </w:pPr>
             <w:sdt>
               <w:sdtPr>
-                <w:id w:val="100023"/>
+                <w:id w:val="100029"/>
                 <w14:checkbox>
                   <w14:checked w14:val="0"/>
                   <w14:checkedState w14:val="2612" w14:font="MS Gothic"/>
                   <w14:uncheckedState w14:val="2610" w14:font="MS Gothic"/>
                 </w14:checkbox>
               </w:sdtPr>
+              <w:sdtEndPr/>
               <w:sdtContent>
                 <w:r>
                   <w:rPr>
@@ -5674,13 +6060,84 @@
             </w:pPr>
             <w:sdt>
               <w:sdtPr>
-                <w:id w:val="100024"/>
+                <w:id w:val="100030"/>
                 <w14:checkbox>
                   <w14:checked w14:val="0"/>
                   <w14:checkedState w14:val="2612" w14:font="MS Gothic"/>
                   <w14:uncheckedState w14:val="2610" w14:font="MS Gothic"/>
                 </w14:checkbox>
               </w:sdtPr>
+              <w:sdtEndPr/>
+              <w:sdtContent>
+                <w:r>
+                  <w:rPr>
+                    <w:rFonts w:ascii="MS Gothic" w:eastAsia="MS Gothic" w:hAnsi="MS Gothic" w:hint="eastAsia"/>
+                  </w:rPr>
+                  <w:t>☐</w:t>
+                </w:r>
+              </w:sdtContent>
+            </w:sdt>
+          </w:p>
+        </w:tc>
+      </w:tr>
+      <w:tr>
+        <w:trPr>
+          <w:jc w:val="center"/>
+        </w:trPr>
+        <w:tc>
+          <w:tcPr>
+            <w:tcW w:w="4136" w:type="dxa"/>
+          </w:tcPr>
+          <w:p>
+            <w:pPr>
+              <w:rPr>
+                <w:rFonts w:ascii="Browallia New" w:eastAsia="Browallia New" w:hAnsi="Browallia New" w:cs="Browallia New"/>
+                <w:szCs w:val="22"/>
+                <w:lang w:bidi="th-TH"/>
+              </w:rPr>
+            </w:pPr>
+            <w:r>
+              <w:rPr>
+                <w:rFonts w:ascii="Browallia New" w:eastAsia="Browallia New" w:hAnsi="Browallia New" w:cs="Browallia New"/>
+                <w:szCs w:val="22"/>
+              </w:rPr>
+              <w:t xml:space="preserve">ความริเริ่มสร้างสรรค์ </w:t>
+            </w:r>
+          </w:p>
+          <w:p>
+            <w:pPr>
+              <w:rPr>
+                <w:szCs w:val="22"/>
+              </w:rPr>
+            </w:pPr>
+            <w:r>
+              <w:rPr>
+                <w:rFonts w:ascii="Browallia New" w:eastAsia="Browallia New" w:hAnsi="Browallia New" w:cs="Browallia New"/>
+                <w:szCs w:val="22"/>
+              </w:rPr>
+              <w:t>Initiative</w:t>
+            </w:r>
+          </w:p>
+        </w:tc>
+        <w:tc>
+          <w:tcPr>
+            <w:tcW w:w="1011" w:type="dxa"/>
+            <w:shd w:val="clear" w:color="auto" w:fill="FFF2CC"/>
+          </w:tcPr>
+          <w:p>
+            <w:pPr>
+              <w:jc w:val="center"/>
+            </w:pPr>
+            <w:sdt>
+              <w:sdtPr>
+                <w:id w:val="100031"/>
+                <w14:checkbox>
+                  <w14:checked w14:val="0"/>
+                  <w14:checkedState w14:val="2612" w14:font="MS Gothic"/>
+                  <w14:uncheckedState w14:val="2610" w14:font="MS Gothic"/>
+                </w14:checkbox>
+              </w:sdtPr>
+              <w:sdtEndPr/>
               <w:sdtContent>
                 <w:r>
                   <w:rPr>
@@ -5704,13 +6161,44 @@
             </w:pPr>
             <w:sdt>
               <w:sdtPr>
-                <w:id w:val="100025"/>
+                <w:id w:val="100032"/>
+                <w14:checkbox>
+                  <w14:checked w14:val="1"/>
+                  <w14:checkedState w14:val="2612" w14:font="MS Gothic"/>
+                  <w14:uncheckedState w14:val="2610" w14:font="MS Gothic"/>
+                </w14:checkbox>
+              </w:sdtPr>
+              <w:sdtEndPr/>
+              <w:sdtContent>
+                <w:r>
+                  <w:rPr>
+                    <w:rFonts w:ascii="MS Gothic" w:eastAsia="MS Gothic" w:hAnsi="MS Gothic" w:hint="eastAsia"/>
+                  </w:rPr>
+                  <w:t>☒</w:t>
+                </w:r>
+              </w:sdtContent>
+            </w:sdt>
+          </w:p>
+        </w:tc>
+        <w:tc>
+          <w:tcPr>
+            <w:tcW w:w="1011" w:type="dxa"/>
+            <w:shd w:val="clear" w:color="auto" w:fill="FFF2CC"/>
+          </w:tcPr>
+          <w:p>
+            <w:pPr>
+              <w:jc w:val="center"/>
+            </w:pPr>
+            <w:sdt>
+              <w:sdtPr>
+                <w:id w:val="100033"/>
                 <w14:checkbox>
                   <w14:checked w14:val="0"/>
                   <w14:checkedState w14:val="2612" w14:font="MS Gothic"/>
                   <w14:uncheckedState w14:val="2610" w14:font="MS Gothic"/>
                 </w14:checkbox>
               </w:sdtPr>
+              <w:sdtEndPr/>
               <w:sdtContent>
                 <w:r>
                   <w:rPr>
@@ -5723,49 +6211,6 @@
             </w:sdt>
           </w:p>
         </w:tc>
-      </w:tr>
-      <w:tr>
-        <w:trPr>
-          <w:jc w:val="center"/>
-        </w:trPr>
-        <w:tc>
-          <w:tcPr>
-            <w:tcW w:w="4136" w:type="dxa"/>
-          </w:tcPr>
-          <w:p>
-            <w:pPr>
-              <w:rPr>
-                <w:rFonts w:ascii="Browallia New" w:eastAsia="Browallia New" w:hAnsi="Browallia New" w:cs="Browallia New"/>
-                <w:szCs w:val="22"/>
-                <w:lang w:bidi="th-TH"/>
-              </w:rPr>
-            </w:pPr>
-            <w:r>
-              <w:rPr>
-                <w:rFonts w:ascii="Browallia New" w:eastAsia="Browallia New" w:hAnsi="Browallia New" w:cs="Browallia New"/>
-                <w:szCs w:val="22"/>
-              </w:rPr>
-              <w:lastRenderedPageBreak/>
-              <w:t xml:space="preserve">การปรับตัว </w:t>
-            </w:r>
-          </w:p>
-          <w:p>
-            <w:pPr>
-              <w:rPr>
-                <w:rFonts w:ascii="Browallia New" w:eastAsia="Browallia New" w:hAnsi="Browallia New" w:cs="Browallia New"/>
-                <w:szCs w:val="22"/>
-                <w:lang w:bidi="th-TH"/>
-              </w:rPr>
-            </w:pPr>
-            <w:r>
-              <w:rPr>
-                <w:rFonts w:ascii="Browallia New" w:eastAsia="Browallia New" w:hAnsi="Browallia New" w:cs="Browallia New"/>
-                <w:szCs w:val="22"/>
-              </w:rPr>
-              <w:t>Adaptability</w:t>
-            </w:r>
-          </w:p>
-        </w:tc>
         <w:tc>
           <w:tcPr>
             <w:tcW w:w="1011" w:type="dxa"/>
@@ -5777,13 +6222,14 @@
             </w:pPr>
             <w:sdt>
               <w:sdtPr>
-                <w:id w:val="100026"/>
+                <w:id w:val="100034"/>
                 <w14:checkbox>
                   <w14:checked w14:val="0"/>
                   <w14:checkedState w14:val="2612" w14:font="MS Gothic"/>
                   <w14:uncheckedState w14:val="2610" w14:font="MS Gothic"/>
                 </w14:checkbox>
               </w:sdtPr>
+              <w:sdtEndPr/>
               <w:sdtContent>
                 <w:r>
                   <w:rPr>
@@ -5807,103 +6253,14 @@
             </w:pPr>
             <w:sdt>
               <w:sdtPr>
-                <w:id w:val="100027"/>
+                <w:id w:val="100035"/>
                 <w14:checkbox>
                   <w14:checked w14:val="0"/>
                   <w14:checkedState w14:val="2612" w14:font="MS Gothic"/>
                   <w14:uncheckedState w14:val="2610" w14:font="MS Gothic"/>
                 </w14:checkbox>
               </w:sdtPr>
-              <w:sdtContent>
-                <w:r>
-                  <w:rPr>
-                    <w:rFonts w:ascii="MS Gothic" w:eastAsia="MS Gothic" w:hAnsi="MS Gothic" w:hint="eastAsia"/>
-                    <w:sz w:val="28"/>
-                  </w:rPr>
-                  <w:t>☐</w:t>
-                </w:r>
-              </w:sdtContent>
-            </w:sdt>
-          </w:p>
-        </w:tc>
-        <w:tc>
-          <w:tcPr>
-            <w:tcW w:w="1011" w:type="dxa"/>
-            <w:shd w:val="clear" w:color="auto" w:fill="FFF2CC"/>
-          </w:tcPr>
-          <w:p>
-            <w:pPr>
-              <w:jc w:val="center"/>
-            </w:pPr>
-            <w:sdt>
-              <w:sdtPr>
-                <w:id w:val="100028"/>
-                <w14:checkbox>
-                  <w14:checked w14:val="0"/>
-                  <w14:checkedState w14:val="2612" w14:font="MS Gothic"/>
-                  <w14:uncheckedState w14:val="2610" w14:font="MS Gothic"/>
-                </w14:checkbox>
-              </w:sdtPr>
-              <w:sdtContent>
-                <w:r>
-                  <w:rPr>
-                    <w:rFonts w:ascii="MS Gothic" w:eastAsia="MS Gothic" w:hAnsi="MS Gothic" w:hint="eastAsia"/>
-                    <w:sz w:val="28"/>
-                  </w:rPr>
-                  <w:t>☐</w:t>
-                </w:r>
-              </w:sdtContent>
-            </w:sdt>
-          </w:p>
-        </w:tc>
-        <w:tc>
-          <w:tcPr>
-            <w:tcW w:w="1011" w:type="dxa"/>
-            <w:shd w:val="clear" w:color="auto" w:fill="FFF2CC"/>
-          </w:tcPr>
-          <w:p>
-            <w:pPr>
-              <w:jc w:val="center"/>
-            </w:pPr>
-            <w:sdt>
-              <w:sdtPr>
-                <w:id w:val="100029"/>
-                <w14:checkbox>
-                  <w14:checked w14:val="0"/>
-                  <w14:checkedState w14:val="2612" w14:font="MS Gothic"/>
-                  <w14:uncheckedState w14:val="2610" w14:font="MS Gothic"/>
-                </w14:checkbox>
-              </w:sdtPr>
-              <w:sdtContent>
-                <w:r>
-                  <w:rPr>
-                    <w:rFonts w:ascii="MS Gothic" w:eastAsia="MS Gothic" w:hAnsi="MS Gothic" w:hint="eastAsia"/>
-                    <w:sz w:val="28"/>
-                  </w:rPr>
-                  <w:t>☐</w:t>
-                </w:r>
-              </w:sdtContent>
-            </w:sdt>
-          </w:p>
-        </w:tc>
-        <w:tc>
-          <w:tcPr>
-            <w:tcW w:w="1011" w:type="dxa"/>
-            <w:shd w:val="clear" w:color="auto" w:fill="FFF2CC"/>
-          </w:tcPr>
-          <w:p>
-            <w:pPr>
-              <w:jc w:val="center"/>
-            </w:pPr>
-            <w:sdt>
-              <w:sdtPr>
-                <w:id w:val="100030"/>
-                <w14:checkbox>
-                  <w14:checked w14:val="0"/>
-                  <w14:checkedState w14:val="2612" w14:font="MS Gothic"/>
-                  <w14:uncheckedState w14:val="2610" w14:font="MS Gothic"/>
-                </w14:checkbox>
-              </w:sdtPr>
+              <w:sdtEndPr/>
               <w:sdtContent>
                 <w:r>
                   <w:rPr>
@@ -5916,195 +6273,6 @@
           </w:p>
         </w:tc>
       </w:tr>
-      <w:tr>
-        <w:trPr>
-          <w:jc w:val="center"/>
-        </w:trPr>
-        <w:tc>
-          <w:tcPr>
-            <w:tcW w:w="4136" w:type="dxa"/>
-          </w:tcPr>
-          <w:p>
-            <w:pPr>
-              <w:rPr>
-                <w:rFonts w:ascii="Browallia New" w:eastAsia="Browallia New" w:hAnsi="Browallia New" w:cs="Browallia New"/>
-                <w:szCs w:val="22"/>
-                <w:lang w:bidi="th-TH"/>
-              </w:rPr>
-            </w:pPr>
-            <w:r>
-              <w:rPr>
-                <w:rFonts w:ascii="Browallia New" w:eastAsia="Browallia New" w:hAnsi="Browallia New" w:cs="Browallia New"/>
-                <w:szCs w:val="22"/>
-              </w:rPr>
-              <w:t xml:space="preserve">ความริเริ่มสร้างสรรค์ </w:t>
-            </w:r>
-          </w:p>
-          <w:p>
-            <w:pPr>
-              <w:rPr>
-                <w:szCs w:val="22"/>
-              </w:rPr>
-            </w:pPr>
-            <w:r>
-              <w:rPr>
-                <w:rFonts w:ascii="Browallia New" w:eastAsia="Browallia New" w:hAnsi="Browallia New" w:cs="Browallia New"/>
-                <w:szCs w:val="22"/>
-              </w:rPr>
-              <w:t>Initiative</w:t>
-            </w:r>
-          </w:p>
-        </w:tc>
-        <w:tc>
-          <w:tcPr>
-            <w:tcW w:w="1011" w:type="dxa"/>
-            <w:shd w:val="clear" w:color="auto" w:fill="FFF2CC"/>
-          </w:tcPr>
-          <w:p>
-            <w:pPr>
-              <w:jc w:val="center"/>
-            </w:pPr>
-            <w:sdt>
-              <w:sdtPr>
-                <w:id w:val="100031"/>
-                <w14:checkbox>
-                  <w14:checked w14:val="0"/>
-                  <w14:checkedState w14:val="2612" w14:font="MS Gothic"/>
-                  <w14:uncheckedState w14:val="2610" w14:font="MS Gothic"/>
-                </w14:checkbox>
-              </w:sdtPr>
-              <w:sdtContent>
-                <w:r>
-                  <w:rPr>
-                    <w:rFonts w:ascii="MS Gothic" w:eastAsia="MS Gothic" w:hAnsi="MS Gothic" w:hint="eastAsia"/>
-                    <w:sz w:val="28"/>
-                  </w:rPr>
-                  <w:t>☐</w:t>
-                </w:r>
-              </w:sdtContent>
-            </w:sdt>
-          </w:p>
-        </w:tc>
-        <w:tc>
-          <w:tcPr>
-            <w:tcW w:w="1011" w:type="dxa"/>
-            <w:shd w:val="clear" w:color="auto" w:fill="FFF2CC"/>
-          </w:tcPr>
-          <w:p>
-            <w:pPr>
-              <w:jc w:val="center"/>
-            </w:pPr>
-            <w:sdt>
-              <w:sdtPr>
-                <w:id w:val="100032"/>
-                <w14:checkbox>
-                  <w14:checked w14:val="0"/>
-                  <w14:checkedState w14:val="2612" w14:font="MS Gothic"/>
-                  <w14:uncheckedState w14:val="2610" w14:font="MS Gothic"/>
-                </w14:checkbox>
-              </w:sdtPr>
-              <w:sdtContent>
-                <w:r>
-                  <w:rPr>
-                    <w:rFonts w:ascii="MS Gothic" w:eastAsia="MS Gothic" w:hAnsi="MS Gothic" w:hint="eastAsia"/>
-                    <w:sz w:val="28"/>
-                  </w:rPr>
-                  <w:t>☐</w:t>
-                </w:r>
-              </w:sdtContent>
-            </w:sdt>
-          </w:p>
-        </w:tc>
-        <w:tc>
-          <w:tcPr>
-            <w:tcW w:w="1011" w:type="dxa"/>
-            <w:shd w:val="clear" w:color="auto" w:fill="FFF2CC"/>
-          </w:tcPr>
-          <w:p>
-            <w:pPr>
-              <w:jc w:val="center"/>
-            </w:pPr>
-            <w:sdt>
-              <w:sdtPr>
-                <w:id w:val="100033"/>
-                <w14:checkbox>
-                  <w14:checked w14:val="0"/>
-                  <w14:checkedState w14:val="2612" w14:font="MS Gothic"/>
-                  <w14:uncheckedState w14:val="2610" w14:font="MS Gothic"/>
-                </w14:checkbox>
-              </w:sdtPr>
-              <w:sdtContent>
-                <w:r>
-                  <w:rPr>
-                    <w:rFonts w:ascii="MS Gothic" w:eastAsia="MS Gothic" w:hAnsi="MS Gothic" w:hint="eastAsia"/>
-                    <w:sz w:val="28"/>
-                  </w:rPr>
-                  <w:t>☐</w:t>
-                </w:r>
-              </w:sdtContent>
-            </w:sdt>
-          </w:p>
-        </w:tc>
-        <w:tc>
-          <w:tcPr>
-            <w:tcW w:w="1011" w:type="dxa"/>
-            <w:shd w:val="clear" w:color="auto" w:fill="FFF2CC"/>
-          </w:tcPr>
-          <w:p>
-            <w:pPr>
-              <w:jc w:val="center"/>
-            </w:pPr>
-            <w:sdt>
-              <w:sdtPr>
-                <w:id w:val="100034"/>
-                <w14:checkbox>
-                  <w14:checked w14:val="0"/>
-                  <w14:checkedState w14:val="2612" w14:font="MS Gothic"/>
-                  <w14:uncheckedState w14:val="2610" w14:font="MS Gothic"/>
-                </w14:checkbox>
-              </w:sdtPr>
-              <w:sdtContent>
-                <w:r>
-                  <w:rPr>
-                    <w:rFonts w:ascii="MS Gothic" w:eastAsia="MS Gothic" w:hAnsi="MS Gothic" w:hint="eastAsia"/>
-                    <w:sz w:val="28"/>
-                  </w:rPr>
-                  <w:t>☐</w:t>
-                </w:r>
-              </w:sdtContent>
-            </w:sdt>
-          </w:p>
-        </w:tc>
-        <w:tc>
-          <w:tcPr>
-            <w:tcW w:w="1011" w:type="dxa"/>
-            <w:shd w:val="clear" w:color="auto" w:fill="FFF2CC"/>
-          </w:tcPr>
-          <w:p>
-            <w:pPr>
-              <w:jc w:val="center"/>
-            </w:pPr>
-            <w:sdt>
-              <w:sdtPr>
-                <w:id w:val="100035"/>
-                <w14:checkbox>
-                  <w14:checked w14:val="0"/>
-                  <w14:checkedState w14:val="2612" w14:font="MS Gothic"/>
-                  <w14:uncheckedState w14:val="2610" w14:font="MS Gothic"/>
-                </w14:checkbox>
-              </w:sdtPr>
-              <w:sdtContent>
-                <w:r>
-                  <w:rPr>
-                    <w:rFonts w:ascii="MS Gothic" w:eastAsia="MS Gothic" w:hAnsi="MS Gothic" w:hint="eastAsia"/>
-                  </w:rPr>
-                  <w:t>☐</w:t>
-                </w:r>
-              </w:sdtContent>
-            </w:sdt>
-          </w:p>
-        </w:tc>
-      </w:tr>
     </w:tbl>
     <w:p>
       <w:pPr>
@@ -6118,7 +6286,15 @@
           <w:b/>
           <w:sz w:val="26"/>
         </w:rPr>
-        <w:t>4ค</w:t>
+        <w:t>4</w:t>
+      </w:r>
+      <w:r>
+        <w:rPr>
+          <w:rFonts w:ascii="Browallia New" w:eastAsia="Browallia New" w:hAnsi="Browallia New" w:cs="Browallia New"/>
+          <w:b/>
+          <w:sz w:val="26"/>
+        </w:rPr>
+        <w:t>ค</w:t>
       </w:r>
       <w:r>
         <w:rPr>
@@ -6136,7 +6312,15 @@
           <w:b/>
           <w:sz w:val="26"/>
         </w:rPr>
-        <w:t>(ii) ความรู้และทักษะเฉพาะสายงาน (Functional Knowledge &amp; Skills)</w:t>
+        <w:t xml:space="preserve">(ii) </w:t>
+      </w:r>
+      <w:r>
+        <w:rPr>
+          <w:rFonts w:ascii="Browallia New" w:eastAsia="Browallia New" w:hAnsi="Browallia New" w:cs="Browallia New"/>
+          <w:b/>
+          <w:sz w:val="26"/>
+        </w:rPr>
+        <w:t>ความรู้และทักษะเฉพาะสายงาน (Functional Knowledge &amp; Skills)</w:t>
       </w:r>
     </w:p>
     <w:tbl>
@@ -6363,6 +6547,7 @@
                   <w14:uncheckedState w14:val="2610" w14:font="MS Gothic"/>
                 </w14:checkbox>
               </w:sdtPr>
+              <w:sdtEndPr/>
               <w:sdtContent>
                 <w:r>
                   <w:rPr>
@@ -6393,6 +6578,7 @@
                   <w14:uncheckedState w14:val="2610" w14:font="MS Gothic"/>
                 </w14:checkbox>
               </w:sdtPr>
+              <w:sdtEndPr/>
               <w:sdtContent>
                 <w:r>
                   <w:rPr>
@@ -6423,6 +6609,7 @@
                   <w14:uncheckedState w14:val="2610" w14:font="MS Gothic"/>
                 </w14:checkbox>
               </w:sdtPr>
+              <w:sdtEndPr/>
               <w:sdtContent>
                 <w:r>
                   <w:rPr>
@@ -6453,6 +6640,7 @@
                   <w14:uncheckedState w14:val="2610" w14:font="MS Gothic"/>
                 </w14:checkbox>
               </w:sdtPr>
+              <w:sdtEndPr/>
               <w:sdtContent>
                 <w:r>
                   <w:rPr>
@@ -6483,6 +6671,7 @@
                   <w14:uncheckedState w14:val="2610" w14:font="MS Gothic"/>
                 </w14:checkbox>
               </w:sdtPr>
+              <w:sdtEndPr/>
               <w:sdtContent>
                 <w:r>
                   <w:rPr>
@@ -6525,6 +6714,7 @@
                   <w14:uncheckedState w14:val="2610" w14:font="MS Gothic"/>
                 </w14:checkbox>
               </w:sdtPr>
+              <w:sdtEndPr/>
               <w:sdtContent>
                 <w:r>
                   <w:rPr>
@@ -6555,6 +6745,7 @@
                   <w14:uncheckedState w14:val="2610" w14:font="MS Gothic"/>
                 </w14:checkbox>
               </w:sdtPr>
+              <w:sdtEndPr/>
               <w:sdtContent>
                 <w:r>
                   <w:rPr>
@@ -6585,6 +6776,7 @@
                   <w14:uncheckedState w14:val="2610" w14:font="MS Gothic"/>
                 </w14:checkbox>
               </w:sdtPr>
+              <w:sdtEndPr/>
               <w:sdtContent>
                 <w:r>
                   <w:rPr>
@@ -6615,6 +6807,7 @@
                   <w14:uncheckedState w14:val="2610" w14:font="MS Gothic"/>
                 </w14:checkbox>
               </w:sdtPr>
+              <w:sdtEndPr/>
               <w:sdtContent>
                 <w:r>
                   <w:rPr>
@@ -6645,6 +6838,7 @@
                   <w14:uncheckedState w14:val="2610" w14:font="MS Gothic"/>
                 </w14:checkbox>
               </w:sdtPr>
+              <w:sdtEndPr/>
               <w:sdtContent>
                 <w:r>
                   <w:rPr>
@@ -6687,6 +6881,7 @@
                   <w14:uncheckedState w14:val="2610" w14:font="MS Gothic"/>
                 </w14:checkbox>
               </w:sdtPr>
+              <w:sdtEndPr/>
               <w:sdtContent>
                 <w:r>
                   <w:rPr>
@@ -6717,6 +6912,7 @@
                   <w14:uncheckedState w14:val="2610" w14:font="MS Gothic"/>
                 </w14:checkbox>
               </w:sdtPr>
+              <w:sdtEndPr/>
               <w:sdtContent>
                 <w:r>
                   <w:rPr>
@@ -6747,6 +6943,7 @@
                   <w14:uncheckedState w14:val="2610" w14:font="MS Gothic"/>
                 </w14:checkbox>
               </w:sdtPr>
+              <w:sdtEndPr/>
               <w:sdtContent>
                 <w:r>
                   <w:rPr>
@@ -6777,6 +6974,7 @@
                   <w14:uncheckedState w14:val="2610" w14:font="MS Gothic"/>
                 </w14:checkbox>
               </w:sdtPr>
+              <w:sdtEndPr/>
               <w:sdtContent>
                 <w:r>
                   <w:rPr>
@@ -6807,6 +7005,7 @@
                   <w14:uncheckedState w14:val="2610" w14:font="MS Gothic"/>
                 </w14:checkbox>
               </w:sdtPr>
+              <w:sdtEndPr/>
               <w:sdtContent>
                 <w:r>
                   <w:rPr>
@@ -6849,6 +7048,7 @@
                   <w14:uncheckedState w14:val="2610" w14:font="MS Gothic"/>
                 </w14:checkbox>
               </w:sdtPr>
+              <w:sdtEndPr/>
               <w:sdtContent>
                 <w:r>
                   <w:rPr>
@@ -6879,6 +7079,7 @@
                   <w14:uncheckedState w14:val="2610" w14:font="MS Gothic"/>
                 </w14:checkbox>
               </w:sdtPr>
+              <w:sdtEndPr/>
               <w:sdtContent>
                 <w:r>
                   <w:rPr>
@@ -6909,6 +7110,7 @@
                   <w14:uncheckedState w14:val="2610" w14:font="MS Gothic"/>
                 </w14:checkbox>
               </w:sdtPr>
+              <w:sdtEndPr/>
               <w:sdtContent>
                 <w:r>
                   <w:rPr>
@@ -6939,6 +7141,7 @@
                   <w14:uncheckedState w14:val="2610" w14:font="MS Gothic"/>
                 </w14:checkbox>
               </w:sdtPr>
+              <w:sdtEndPr/>
               <w:sdtContent>
                 <w:r>
                   <w:rPr>
@@ -6969,6 +7172,7 @@
                   <w14:uncheckedState w14:val="2610" w14:font="MS Gothic"/>
                 </w14:checkbox>
               </w:sdtPr>
+              <w:sdtEndPr/>
               <w:sdtContent>
                 <w:r>
                   <w:rPr>
@@ -7036,7 +7240,15 @@
                 <w:b/>
                 <w:sz w:val="28"/>
               </w:rPr>
-              <w:t>5. แนวทางการโยกย้าย/เปลี่ยนตำแหน่งที่เป็นไปได้ (Career Mobility Map)</w:t>
+              <w:t xml:space="preserve">5. </w:t>
+            </w:r>
+            <w:r>
+              <w:rPr>
+                <w:rFonts w:ascii="Browallia New" w:eastAsia="Browallia New" w:hAnsi="Browallia New" w:cs="Browallia New"/>
+                <w:b/>
+                <w:sz w:val="28"/>
+              </w:rPr>
+              <w:t>แนวทางการโยกย้าย/เปลี่ยนตำแหน่งที่เป็นไปได้ (Career Mobility Map)</w:t>
             </w:r>
           </w:p>
           <w:p>
@@ -7107,7 +7319,15 @@
                 <w:sz w:val="28"/>
               </w:rPr>
               <w:br/>
-              <w:t>(Lateral / ระดับเดียวกัน)</w:t>
+              <w:t xml:space="preserve">(Lateral / </w:t>
+            </w:r>
+            <w:r>
+              <w:rPr>
+                <w:rFonts w:ascii="Browallia New" w:eastAsia="Browallia New" w:hAnsi="Browallia New" w:cs="Browallia New"/>
+                <w:b/>
+                <w:sz w:val="28"/>
+              </w:rPr>
+              <w:t>ระดับเดียวกัน)</w:t>
             </w:r>
           </w:p>
         </w:tc>
@@ -7956,6 +8176,7 @@
                   <w14:uncheckedState w14:val="2610" w14:font="MS Gothic"/>
                 </w14:checkbox>
               </w:sdtPr>
+              <w:sdtEndPr/>
               <w:sdtContent>
                 <w:r>
                   <w:rPr>
@@ -7993,6 +8214,7 @@
                   <w14:uncheckedState w14:val="2610" w14:font="MS Gothic"/>
                 </w14:checkbox>
               </w:sdtPr>
+              <w:sdtEndPr/>
               <w:sdtContent>
                 <w:r>
                   <w:rPr>
@@ -8189,6 +8411,7 @@
                   <w14:uncheckedState w14:val="2610" w14:font="MS Gothic"/>
                 </w14:checkbox>
               </w:sdtPr>
+              <w:sdtEndPr/>
               <w:sdtContent>
                 <w:r>
                   <w:rPr>
@@ -8220,6 +8443,7 @@
                   <w14:uncheckedState w14:val="2610" w14:font="MS Gothic"/>
                 </w14:checkbox>
               </w:sdtPr>
+              <w:sdtEndPr/>
               <w:sdtContent>
                 <w:r>
                   <w:rPr>
@@ -8274,6 +8498,7 @@
                   <w14:uncheckedState w14:val="2610" w14:font="MS Gothic"/>
                 </w14:checkbox>
               </w:sdtPr>
+              <w:sdtEndPr/>
               <w:sdtContent>
                 <w:r>
                   <w:rPr>
@@ -8345,6 +8570,7 @@
                   <w14:uncheckedState w14:val="2610" w14:font="MS Gothic"/>
                 </w14:checkbox>
               </w:sdtPr>
+              <w:sdtEndPr/>
               <w:sdtContent>
                 <w:r>
                   <w:rPr>
@@ -8376,6 +8602,7 @@
                   <w14:uncheckedState w14:val="2610" w14:font="MS Gothic"/>
                 </w14:checkbox>
               </w:sdtPr>
+              <w:sdtEndPr/>
               <w:sdtContent>
                 <w:r>
                   <w:rPr>
@@ -8437,6 +8664,7 @@
                   <w14:uncheckedState w14:val="2610" w14:font="MS Gothic"/>
                 </w14:checkbox>
               </w:sdtPr>
+              <w:sdtEndPr/>
               <w:sdtContent>
                 <w:r>
                   <w:rPr>
@@ -16390,7 +16618,6 @@
   <w:style w:type="character" w:default="1" w:styleId="DefaultParagraphFont">
     <w:name w:val="Default Paragraph Font"/>
     <w:uiPriority w:val="1"/>
-    <w:semiHidden/>
     <w:unhideWhenUsed/>
   </w:style>
   <w:style w:type="table" w:default="1" w:styleId="TableNormal">
